--- a/reports/r0025.docx
+++ b/reports/r0025.docx
@@ -45,7 +45,7 @@
           <w:color w:val="000000"/>
           <w:sz w:val="21"/>
         </w:rPr>
-        <w:t>■ 通辽经济总量列内蒙古自治区第六位，人均GDP约6.28万元、人均经济实力在省内相对靠后，经济增速维持在4.90%左右、总体平稳；固定资产投资最新增速11.40%，经济运行总体平稳。【待补充：通辽市的行政与战略定位、支柱产业及龙头企业（数据库未覆盖，需人工补充）】</w:t>
+        <w:t>■ 通辽作为内蒙古自治区下辖地级市，经济总量列内蒙古自治区第六位，人均GDP约6.28万元、人均经济实力在省内相对靠后，经济增速维持在4.90%左右、总体平稳；固定资产投资最新增速11.40%，经济运行总体平稳。</w:t>
       </w:r>
     </w:p>
     <w:p>
@@ -75,7 +75,7 @@
           <w:color w:val="000000"/>
           <w:sz w:val="21"/>
         </w:rPr>
-        <w:t>产业结构方面，2025年通辽市三次产业结构为26.1:29:44.9。【待补充：支柱产业、主要龙头企业、对外贸易等定性描述（数据库未覆盖）】</w:t>
+        <w:t>产业结构方面，2025年通辽市三次产业结构为26.1:29:44.9，第三产业占主导、服务业是经济主体，农业基础较好。</w:t>
       </w:r>
     </w:p>
     <w:p>

--- a/reports/r0025.docx
+++ b/reports/r0025.docx
@@ -15,7 +15,7 @@
           <w:color w:val="000000"/>
           <w:sz w:val="28"/>
         </w:rPr>
-        <w:t>通辽市信用评级报告(区域部分)</w:t>
+        <w:t>嘉兴市信用评级报告(区域部分)</w:t>
       </w:r>
     </w:p>
     <w:p>
@@ -45,7 +45,7 @@
           <w:color w:val="000000"/>
           <w:sz w:val="21"/>
         </w:rPr>
-        <w:t>■ 通辽作为内蒙古自治区下辖地级市，经济总量列内蒙古自治区第六位，人均GDP约6.28万元、人均经济实力在省内相对靠后，经济增速维持在4.90%左右、总体平稳；固定资产投资最新增速11.40%，经济运行总体平稳。</w:t>
+        <w:t>■ 嘉兴作为浙江省下辖地级市，经济总量列浙江省第五位，人均GDP约13.99万元、人均经济实力居全省中游，区位优越、产业承接能力强、增长稳健。</w:t>
       </w:r>
     </w:p>
     <w:p>
@@ -60,7 +60,7 @@
           <w:color w:val="000000"/>
           <w:sz w:val="21"/>
         </w:rPr>
-        <w:t>通辽市2023、2024、2025年地区生产总值分别为1,616.60亿元、1,689.60亿元、1,737.70亿元，同比增长5.20%、4.10%、4.90%。截至2025年末，全市常住人口275.20万人，人均GDP约6.28万元。</w:t>
+        <w:t>嘉兴市为浙江省地级市，地处沪杭苏中心、长三角生态绿色一体化发展示范区，是接轨上海的桥头堡。2023、2024、2025年，嘉兴市地区生产总值分别为7,253.56亿元、7,574.63亿元、7,851.06亿元，同比增长6.40%、5.60%、5.20%，由6.40%回落至5.20%、有所放缓。截至2025年末，全市常住人口561.30万人，人均GDP约13.99万元。</w:t>
       </w:r>
     </w:p>
     <w:p>
@@ -75,7 +75,7 @@
           <w:color w:val="000000"/>
           <w:sz w:val="21"/>
         </w:rPr>
-        <w:t>产业结构方面，2025年通辽市三次产业结构为26.1:29:44.9，第三产业占主导、服务业是经济主体，农业基础较好。</w:t>
+        <w:t>产业结构方面，2025年嘉兴市三次产业结构为2:48.4:49.6，以高端装备、电子信息、新材料、新能源和现代物流为支柱，民营经济发达、外资制造集聚，受益于长三角一体化产业协同。</w:t>
       </w:r>
     </w:p>
     <w:p>
@@ -90,7 +90,7 @@
           <w:color w:val="000000"/>
           <w:sz w:val="21"/>
         </w:rPr>
-        <w:t>2023、2024、2025年固定资产投资增速分别为24.30%、20.80%、11.40%，2025年社会消费品零售总额375.90亿元，进出口总额7.07亿美元。</w:t>
+        <w:t>经济动能方面，2023、2024、2025年嘉兴市固定资产投资增速分别为7.40%、-1.70%、-8.30%，在房地产投资承压、部分大型项目接续不足的背景下有所走弱；2025年社会消费品零售总额2,972.14亿元，进出口总额694.01亿美元。</w:t>
       </w:r>
     </w:p>
     <w:p>
@@ -106,7 +106,7 @@
           <w:color w:val="000000"/>
           <w:sz w:val="21"/>
         </w:rPr>
-        <w:t>图表：2025年内蒙古自治区各地级市主要经济指标对比</w:t>
+        <w:t>图表：2025年浙江省各地级市主要经济指标对比</w:t>
       </w:r>
     </w:p>
     <w:tbl>
@@ -362,7 +362,7 @@
                 <w:color w:val="000000"/>
                 <w:sz w:val="18"/>
               </w:rPr>
-              <w:t>鄂尔多斯市</w:t>
+              <w:t>杭州市</w:t>
             </w:r>
           </w:p>
         </w:tc>
@@ -391,7 +391,7 @@
                 <w:color w:val="000000"/>
                 <w:sz w:val="18"/>
               </w:rPr>
-              <w:t>6,122.20</w:t>
+              <w:t>23,011.00</w:t>
             </w:r>
           </w:p>
         </w:tc>
@@ -420,417 +420,7 @@
                 <w:color w:val="000000"/>
                 <w:sz w:val="18"/>
               </w:rPr>
-              <w:t>27.27</w:t>
-            </w:r>
-          </w:p>
-        </w:tc>
-        <w:tc>
-          <w:tcPr>
-            <w:tcW w:type="dxa" w:w="1344"/>
-            <w:vAlign w:val="center"/>
-            <w:tcBorders>
-              <w:top w:val="single" w:sz="4" w:color="A6A6A6"/>
-              <w:left w:val="single" w:sz="4" w:color="A6A6A6"/>
-              <w:bottom w:val="single" w:sz="4" w:color="A6A6A6"/>
-              <w:right w:val="single" w:sz="4" w:color="A6A6A6"/>
-            </w:tcBorders>
-          </w:tcPr>
-          <w:p>
-            <w:pPr>
-              <w:spacing w:before="0" w:after="0" w:line="276" w:lineRule="auto"/>
-              <w:ind w:firstLine="0"/>
-              <w:jc w:val="center"/>
-            </w:pPr>
-            <w:r/>
-            <w:r>
-              <w:rPr>
-                <w:rFonts w:ascii="Times New Roman" w:hAnsi="Times New Roman" w:eastAsia="楷体"/>
-                <w:b w:val="0"/>
-                <w:color w:val="000000"/>
-                <w:sz w:val="18"/>
-              </w:rPr>
-              <w:t>5.10%</w:t>
-            </w:r>
-          </w:p>
-        </w:tc>
-        <w:tc>
-          <w:tcPr>
-            <w:tcW w:type="dxa" w:w="1344"/>
-            <w:vAlign w:val="center"/>
-            <w:tcBorders>
-              <w:top w:val="single" w:sz="4" w:color="A6A6A6"/>
-              <w:left w:val="single" w:sz="4" w:color="A6A6A6"/>
-              <w:bottom w:val="single" w:sz="4" w:color="A6A6A6"/>
-              <w:right w:val="single" w:sz="4" w:color="A6A6A6"/>
-            </w:tcBorders>
-          </w:tcPr>
-          <w:p>
-            <w:pPr>
-              <w:spacing w:before="0" w:after="0" w:line="276" w:lineRule="auto"/>
-              <w:ind w:firstLine="0"/>
-              <w:jc w:val="center"/>
-            </w:pPr>
-            <w:r/>
-            <w:r>
-              <w:rPr>
-                <w:rFonts w:ascii="Times New Roman" w:hAnsi="Times New Roman" w:eastAsia="楷体"/>
-                <w:b w:val="0"/>
-                <w:color w:val="000000"/>
-                <w:sz w:val="18"/>
-              </w:rPr>
-              <w:t>3.7:68.1:28.2</w:t>
-            </w:r>
-          </w:p>
-        </w:tc>
-        <w:tc>
-          <w:tcPr>
-            <w:tcW w:type="dxa" w:w="1344"/>
-            <w:vAlign w:val="center"/>
-            <w:tcBorders>
-              <w:top w:val="single" w:sz="4" w:color="A6A6A6"/>
-              <w:left w:val="single" w:sz="4" w:color="A6A6A6"/>
-              <w:bottom w:val="single" w:sz="4" w:color="A6A6A6"/>
-              <w:right w:val="single" w:sz="4" w:color="A6A6A6"/>
-            </w:tcBorders>
-          </w:tcPr>
-          <w:p>
-            <w:pPr>
-              <w:spacing w:before="0" w:after="0" w:line="276" w:lineRule="auto"/>
-              <w:ind w:firstLine="0"/>
-              <w:jc w:val="center"/>
-            </w:pPr>
-            <w:r/>
-            <w:r>
-              <w:rPr>
-                <w:rFonts w:ascii="Times New Roman" w:hAnsi="Times New Roman" w:eastAsia="楷体"/>
-                <w:b w:val="0"/>
-                <w:color w:val="000000"/>
-                <w:sz w:val="18"/>
-              </w:rPr>
-              <w:t>803.00</w:t>
-            </w:r>
-          </w:p>
-        </w:tc>
-        <w:tc>
-          <w:tcPr>
-            <w:tcW w:type="dxa" w:w="1344"/>
-            <w:vAlign w:val="center"/>
-            <w:tcBorders>
-              <w:top w:val="single" w:sz="4" w:color="A6A6A6"/>
-              <w:left w:val="single" w:sz="4" w:color="A6A6A6"/>
-              <w:bottom w:val="single" w:sz="4" w:color="A6A6A6"/>
-              <w:right w:val="single" w:sz="4" w:color="A6A6A6"/>
-            </w:tcBorders>
-          </w:tcPr>
-          <w:p>
-            <w:pPr>
-              <w:spacing w:before="0" w:after="0" w:line="276" w:lineRule="auto"/>
-              <w:ind w:firstLine="0"/>
-              <w:jc w:val="center"/>
-            </w:pPr>
-            <w:r/>
-            <w:r>
-              <w:rPr>
-                <w:rFonts w:ascii="Times New Roman" w:hAnsi="Times New Roman" w:eastAsia="楷体"/>
-                <w:b w:val="0"/>
-                <w:color w:val="000000"/>
-                <w:sz w:val="18"/>
-              </w:rPr>
-              <w:t>224.50</w:t>
-            </w:r>
-          </w:p>
-        </w:tc>
-      </w:tr>
-      <w:tr>
-        <w:tc>
-          <w:tcPr>
-            <w:tcW w:type="dxa" w:w="1344"/>
-            <w:vAlign w:val="center"/>
-            <w:tcBorders>
-              <w:top w:val="single" w:sz="4" w:color="A6A6A6"/>
-              <w:left w:val="single" w:sz="4" w:color="A6A6A6"/>
-              <w:bottom w:val="single" w:sz="4" w:color="A6A6A6"/>
-              <w:right w:val="single" w:sz="4" w:color="A6A6A6"/>
-            </w:tcBorders>
-          </w:tcPr>
-          <w:p>
-            <w:pPr>
-              <w:spacing w:before="0" w:after="0" w:line="276" w:lineRule="auto"/>
-              <w:ind w:firstLine="0"/>
-              <w:jc w:val="left"/>
-            </w:pPr>
-            <w:r/>
-            <w:r>
-              <w:rPr>
-                <w:rFonts w:ascii="Times New Roman" w:hAnsi="Times New Roman" w:eastAsia="楷体"/>
-                <w:b w:val="0"/>
-                <w:color w:val="000000"/>
-                <w:sz w:val="18"/>
-              </w:rPr>
-              <w:t>包头市</w:t>
-            </w:r>
-          </w:p>
-        </w:tc>
-        <w:tc>
-          <w:tcPr>
-            <w:tcW w:type="dxa" w:w="1344"/>
-            <w:vAlign w:val="center"/>
-            <w:tcBorders>
-              <w:top w:val="single" w:sz="4" w:color="A6A6A6"/>
-              <w:left w:val="single" w:sz="4" w:color="A6A6A6"/>
-              <w:bottom w:val="single" w:sz="4" w:color="A6A6A6"/>
-              <w:right w:val="single" w:sz="4" w:color="A6A6A6"/>
-            </w:tcBorders>
-          </w:tcPr>
-          <w:p>
-            <w:pPr>
-              <w:spacing w:before="0" w:after="0" w:line="276" w:lineRule="auto"/>
-              <w:ind w:firstLine="0"/>
-              <w:jc w:val="center"/>
-            </w:pPr>
-            <w:r/>
-            <w:r>
-              <w:rPr>
-                <w:rFonts w:ascii="Times New Roman" w:hAnsi="Times New Roman" w:eastAsia="楷体"/>
-                <w:b w:val="0"/>
-                <w:color w:val="000000"/>
-                <w:sz w:val="18"/>
-              </w:rPr>
-              <w:t>4,711.90</w:t>
-            </w:r>
-          </w:p>
-        </w:tc>
-        <w:tc>
-          <w:tcPr>
-            <w:tcW w:type="dxa" w:w="1344"/>
-            <w:vAlign w:val="center"/>
-            <w:tcBorders>
-              <w:top w:val="single" w:sz="4" w:color="A6A6A6"/>
-              <w:left w:val="single" w:sz="4" w:color="A6A6A6"/>
-              <w:bottom w:val="single" w:sz="4" w:color="A6A6A6"/>
-              <w:right w:val="single" w:sz="4" w:color="A6A6A6"/>
-            </w:tcBorders>
-          </w:tcPr>
-          <w:p>
-            <w:pPr>
-              <w:spacing w:before="0" w:after="0" w:line="276" w:lineRule="auto"/>
-              <w:ind w:firstLine="0"/>
-              <w:jc w:val="center"/>
-            </w:pPr>
-            <w:r/>
-            <w:r>
-              <w:rPr>
-                <w:rFonts w:ascii="Times New Roman" w:hAnsi="Times New Roman" w:eastAsia="楷体"/>
-                <w:b w:val="0"/>
-                <w:color w:val="000000"/>
-                <w:sz w:val="18"/>
-              </w:rPr>
-              <w:t>17.01</w:t>
-            </w:r>
-          </w:p>
-        </w:tc>
-        <w:tc>
-          <w:tcPr>
-            <w:tcW w:type="dxa" w:w="1344"/>
-            <w:vAlign w:val="center"/>
-            <w:tcBorders>
-              <w:top w:val="single" w:sz="4" w:color="A6A6A6"/>
-              <w:left w:val="single" w:sz="4" w:color="A6A6A6"/>
-              <w:bottom w:val="single" w:sz="4" w:color="A6A6A6"/>
-              <w:right w:val="single" w:sz="4" w:color="A6A6A6"/>
-            </w:tcBorders>
-          </w:tcPr>
-          <w:p>
-            <w:pPr>
-              <w:spacing w:before="0" w:after="0" w:line="276" w:lineRule="auto"/>
-              <w:ind w:firstLine="0"/>
-              <w:jc w:val="center"/>
-            </w:pPr>
-            <w:r/>
-            <w:r>
-              <w:rPr>
-                <w:rFonts w:ascii="Times New Roman" w:hAnsi="Times New Roman" w:eastAsia="楷体"/>
-                <w:b w:val="0"/>
-                <w:color w:val="000000"/>
-                <w:sz w:val="18"/>
-              </w:rPr>
-              <w:t>5.40%</w:t>
-            </w:r>
-          </w:p>
-        </w:tc>
-        <w:tc>
-          <w:tcPr>
-            <w:tcW w:type="dxa" w:w="1344"/>
-            <w:vAlign w:val="center"/>
-            <w:tcBorders>
-              <w:top w:val="single" w:sz="4" w:color="A6A6A6"/>
-              <w:left w:val="single" w:sz="4" w:color="A6A6A6"/>
-              <w:bottom w:val="single" w:sz="4" w:color="A6A6A6"/>
-              <w:right w:val="single" w:sz="4" w:color="A6A6A6"/>
-            </w:tcBorders>
-          </w:tcPr>
-          <w:p>
-            <w:pPr>
-              <w:spacing w:before="0" w:after="0" w:line="276" w:lineRule="auto"/>
-              <w:ind w:firstLine="0"/>
-              <w:jc w:val="center"/>
-            </w:pPr>
-            <w:r/>
-            <w:r>
-              <w:rPr>
-                <w:rFonts w:ascii="Times New Roman" w:hAnsi="Times New Roman" w:eastAsia="楷体"/>
-                <w:b w:val="0"/>
-                <w:color w:val="000000"/>
-                <w:sz w:val="18"/>
-              </w:rPr>
-              <w:t>3.2:46:50.8</w:t>
-            </w:r>
-          </w:p>
-        </w:tc>
-        <w:tc>
-          <w:tcPr>
-            <w:tcW w:type="dxa" w:w="1344"/>
-            <w:vAlign w:val="center"/>
-            <w:tcBorders>
-              <w:top w:val="single" w:sz="4" w:color="A6A6A6"/>
-              <w:left w:val="single" w:sz="4" w:color="A6A6A6"/>
-              <w:bottom w:val="single" w:sz="4" w:color="A6A6A6"/>
-              <w:right w:val="single" w:sz="4" w:color="A6A6A6"/>
-            </w:tcBorders>
-          </w:tcPr>
-          <w:p>
-            <w:pPr>
-              <w:spacing w:before="0" w:after="0" w:line="276" w:lineRule="auto"/>
-              <w:ind w:firstLine="0"/>
-              <w:jc w:val="center"/>
-            </w:pPr>
-            <w:r/>
-            <w:r>
-              <w:rPr>
-                <w:rFonts w:ascii="Times New Roman" w:hAnsi="Times New Roman" w:eastAsia="楷体"/>
-                <w:b w:val="0"/>
-                <w:color w:val="000000"/>
-                <w:sz w:val="18"/>
-              </w:rPr>
-              <w:t>183.71</w:t>
-            </w:r>
-          </w:p>
-        </w:tc>
-        <w:tc>
-          <w:tcPr>
-            <w:tcW w:type="dxa" w:w="1344"/>
-            <w:vAlign w:val="center"/>
-            <w:tcBorders>
-              <w:top w:val="single" w:sz="4" w:color="A6A6A6"/>
-              <w:left w:val="single" w:sz="4" w:color="A6A6A6"/>
-              <w:bottom w:val="single" w:sz="4" w:color="A6A6A6"/>
-              <w:right w:val="single" w:sz="4" w:color="A6A6A6"/>
-            </w:tcBorders>
-          </w:tcPr>
-          <w:p>
-            <w:pPr>
-              <w:spacing w:before="0" w:after="0" w:line="276" w:lineRule="auto"/>
-              <w:ind w:firstLine="0"/>
-              <w:jc w:val="center"/>
-            </w:pPr>
-            <w:r/>
-            <w:r>
-              <w:rPr>
-                <w:rFonts w:ascii="Times New Roman" w:hAnsi="Times New Roman" w:eastAsia="楷体"/>
-                <w:b w:val="0"/>
-                <w:color w:val="000000"/>
-                <w:sz w:val="18"/>
-              </w:rPr>
-              <w:t>277.40</w:t>
-            </w:r>
-          </w:p>
-        </w:tc>
-      </w:tr>
-      <w:tr>
-        <w:tc>
-          <w:tcPr>
-            <w:tcW w:type="dxa" w:w="1344"/>
-            <w:vAlign w:val="center"/>
-            <w:tcBorders>
-              <w:top w:val="single" w:sz="4" w:color="A6A6A6"/>
-              <w:left w:val="single" w:sz="4" w:color="A6A6A6"/>
-              <w:bottom w:val="single" w:sz="4" w:color="A6A6A6"/>
-              <w:right w:val="single" w:sz="4" w:color="A6A6A6"/>
-            </w:tcBorders>
-          </w:tcPr>
-          <w:p>
-            <w:pPr>
-              <w:spacing w:before="0" w:after="0" w:line="276" w:lineRule="auto"/>
-              <w:ind w:firstLine="0"/>
-              <w:jc w:val="left"/>
-            </w:pPr>
-            <w:r/>
-            <w:r>
-              <w:rPr>
-                <w:rFonts w:ascii="Times New Roman" w:hAnsi="Times New Roman" w:eastAsia="楷体"/>
-                <w:b w:val="0"/>
-                <w:color w:val="000000"/>
-                <w:sz w:val="18"/>
-              </w:rPr>
-              <w:t>呼和浩特市</w:t>
-            </w:r>
-          </w:p>
-        </w:tc>
-        <w:tc>
-          <w:tcPr>
-            <w:tcW w:type="dxa" w:w="1344"/>
-            <w:vAlign w:val="center"/>
-            <w:tcBorders>
-              <w:top w:val="single" w:sz="4" w:color="A6A6A6"/>
-              <w:left w:val="single" w:sz="4" w:color="A6A6A6"/>
-              <w:bottom w:val="single" w:sz="4" w:color="A6A6A6"/>
-              <w:right w:val="single" w:sz="4" w:color="A6A6A6"/>
-            </w:tcBorders>
-          </w:tcPr>
-          <w:p>
-            <w:pPr>
-              <w:spacing w:before="0" w:after="0" w:line="276" w:lineRule="auto"/>
-              <w:ind w:firstLine="0"/>
-              <w:jc w:val="center"/>
-            </w:pPr>
-            <w:r/>
-            <w:r>
-              <w:rPr>
-                <w:rFonts w:ascii="Times New Roman" w:hAnsi="Times New Roman" w:eastAsia="楷体"/>
-                <w:b w:val="0"/>
-                <w:color w:val="000000"/>
-                <w:sz w:val="18"/>
-              </w:rPr>
-              <w:t>4,278.30</w:t>
-            </w:r>
-          </w:p>
-        </w:tc>
-        <w:tc>
-          <w:tcPr>
-            <w:tcW w:type="dxa" w:w="1344"/>
-            <w:vAlign w:val="center"/>
-            <w:tcBorders>
-              <w:top w:val="single" w:sz="4" w:color="A6A6A6"/>
-              <w:left w:val="single" w:sz="4" w:color="A6A6A6"/>
-              <w:bottom w:val="single" w:sz="4" w:color="A6A6A6"/>
-              <w:right w:val="single" w:sz="4" w:color="A6A6A6"/>
-            </w:tcBorders>
-          </w:tcPr>
-          <w:p>
-            <w:pPr>
-              <w:spacing w:before="0" w:after="0" w:line="276" w:lineRule="auto"/>
-              <w:ind w:firstLine="0"/>
-              <w:jc w:val="center"/>
-            </w:pPr>
-            <w:r/>
-            <w:r>
-              <w:rPr>
-                <w:rFonts w:ascii="Times New Roman" w:hAnsi="Times New Roman" w:eastAsia="楷体"/>
-                <w:b w:val="0"/>
-                <w:color w:val="000000"/>
-                <w:sz w:val="18"/>
-              </w:rPr>
-              <w:t>11.72</w:t>
+              <w:t>18.17</w:t>
             </w:r>
           </w:p>
         </w:tc>
@@ -888,7 +478,7 @@
                 <w:color w:val="000000"/>
                 <w:sz w:val="18"/>
               </w:rPr>
-              <w:t>4.2:30.1:65.6</w:t>
+              <w:t>1.7:24.5:73.8</w:t>
             </w:r>
           </w:p>
         </w:tc>
@@ -917,7 +507,7 @@
                 <w:color w:val="000000"/>
                 <w:sz w:val="18"/>
               </w:rPr>
-              <w:t>268.61</w:t>
+              <w:t>2,693.21</w:t>
             </w:r>
           </w:p>
         </w:tc>
@@ -946,7 +536,7 @@
                 <w:color w:val="000000"/>
                 <w:sz w:val="18"/>
               </w:rPr>
-              <w:t>366.10</w:t>
+              <w:t>1270.00</w:t>
             </w:r>
           </w:p>
         </w:tc>
@@ -977,7 +567,7 @@
                 <w:color w:val="000000"/>
                 <w:sz w:val="18"/>
               </w:rPr>
-              <w:t>赤峰市</w:t>
+              <w:t>宁波市</w:t>
             </w:r>
           </w:p>
         </w:tc>
@@ -1006,7 +596,7 @@
                 <w:color w:val="000000"/>
                 <w:sz w:val="18"/>
               </w:rPr>
-              <w:t>2,407.10</w:t>
+              <w:t>18,716.00</w:t>
             </w:r>
           </w:p>
         </w:tc>
@@ -1035,7 +625,7 @@
                 <w:color w:val="000000"/>
                 <w:sz w:val="18"/>
               </w:rPr>
-              <w:t>6.16</w:t>
+              <w:t>19.09</w:t>
             </w:r>
           </w:p>
         </w:tc>
@@ -1093,7 +683,7 @@
                 <w:color w:val="000000"/>
                 <w:sz w:val="18"/>
               </w:rPr>
-              <w:t>21.1:25.5:53.4</w:t>
+              <w:t>2.5:42:55.5</w:t>
             </w:r>
           </w:p>
         </w:tc>
@@ -1122,7 +712,7 @@
                 <w:color w:val="000000"/>
                 <w:sz w:val="18"/>
               </w:rPr>
-              <w:t>126.25</w:t>
+              <w:t>1,795.23</w:t>
             </w:r>
           </w:p>
         </w:tc>
@@ -1151,7 +741,7 @@
                 <w:color w:val="000000"/>
                 <w:sz w:val="18"/>
               </w:rPr>
-              <w:t>388.70</w:t>
+              <w:t>983.30</w:t>
             </w:r>
           </w:p>
         </w:tc>
@@ -1182,7 +772,7 @@
                 <w:color w:val="000000"/>
                 <w:sz w:val="18"/>
               </w:rPr>
-              <w:t>呼伦贝尔市</w:t>
+              <w:t>温州市</w:t>
             </w:r>
           </w:p>
         </w:tc>
@@ -1211,7 +801,7 @@
                 <w:color w:val="000000"/>
                 <w:sz w:val="18"/>
               </w:rPr>
-              <w:t>1,749.74</w:t>
+              <w:t>10,213.90</w:t>
             </w:r>
           </w:p>
         </w:tc>
@@ -1240,7 +830,7 @@
                 <w:color w:val="000000"/>
                 <w:sz w:val="18"/>
               </w:rPr>
-              <w:t>8.21</w:t>
+              <w:t>10.34</w:t>
             </w:r>
           </w:p>
         </w:tc>
@@ -1269,7 +859,7 @@
                 <w:color w:val="000000"/>
                 <w:sz w:val="18"/>
               </w:rPr>
-              <w:t>4.00%</w:t>
+              <w:t>6.10%</w:t>
             </w:r>
           </w:p>
         </w:tc>
@@ -1298,7 +888,7 @@
                 <w:color w:val="000000"/>
                 <w:sz w:val="18"/>
               </w:rPr>
-              <w:t>24.2:29.3:46.5</w:t>
+              <w:t>2:36.3:61.7</w:t>
             </w:r>
           </w:p>
         </w:tc>
@@ -1327,7 +917,7 @@
                 <w:color w:val="000000"/>
                 <w:sz w:val="18"/>
               </w:rPr>
-              <w:t>111.16</w:t>
+              <w:t>647.03</w:t>
             </w:r>
           </w:p>
         </w:tc>
@@ -1356,7 +946,7 @@
                 <w:color w:val="000000"/>
                 <w:sz w:val="18"/>
               </w:rPr>
-              <w:t>211.90</w:t>
+              <w:t>990.20</w:t>
             </w:r>
           </w:p>
         </w:tc>
@@ -1387,7 +977,7 @@
                 <w:color w:val="000000"/>
                 <w:sz w:val="18"/>
               </w:rPr>
-              <w:t>通辽市</w:t>
+              <w:t>绍兴市</w:t>
             </w:r>
           </w:p>
         </w:tc>
@@ -1416,7 +1006,7 @@
                 <w:color w:val="000000"/>
                 <w:sz w:val="18"/>
               </w:rPr>
-              <w:t>1,737.70</w:t>
+              <w:t>8,932.10</w:t>
             </w:r>
           </w:p>
         </w:tc>
@@ -1445,7 +1035,7 @@
                 <w:color w:val="000000"/>
                 <w:sz w:val="18"/>
               </w:rPr>
-              <w:t>6.28</w:t>
+              <w:t>16.43</w:t>
             </w:r>
           </w:p>
         </w:tc>
@@ -1474,7 +1064,7 @@
                 <w:color w:val="000000"/>
                 <w:sz w:val="18"/>
               </w:rPr>
-              <w:t>4.90%</w:t>
+              <w:t>6.50%</w:t>
             </w:r>
           </w:p>
         </w:tc>
@@ -1503,7 +1093,7 @@
                 <w:color w:val="000000"/>
                 <w:sz w:val="18"/>
               </w:rPr>
-              <w:t>26.1:29:44.9</w:t>
+              <w:t>3:47:50</w:t>
             </w:r>
           </w:p>
         </w:tc>
@@ -1532,7 +1122,7 @@
                 <w:color w:val="000000"/>
                 <w:sz w:val="18"/>
               </w:rPr>
-              <w:t>125.75</w:t>
+              <w:t>603.45</w:t>
             </w:r>
           </w:p>
         </w:tc>
@@ -1561,7 +1151,7 @@
                 <w:color w:val="000000"/>
                 <w:sz w:val="18"/>
               </w:rPr>
-              <w:t>275.20</w:t>
+              <w:t>544.30</w:t>
             </w:r>
           </w:p>
         </w:tc>
@@ -1592,7 +1182,7 @@
                 <w:color w:val="000000"/>
                 <w:sz w:val="18"/>
               </w:rPr>
-              <w:t>锡林郭勒盟</w:t>
+              <w:t>嘉兴市</w:t>
             </w:r>
           </w:p>
         </w:tc>
@@ -1621,7 +1211,7 @@
                 <w:color w:val="000000"/>
                 <w:sz w:val="18"/>
               </w:rPr>
-              <w:t>1,289.84</w:t>
+              <w:t>7,851.06</w:t>
             </w:r>
           </w:p>
         </w:tc>
@@ -1650,7 +1240,7 @@
                 <w:color w:val="000000"/>
                 <w:sz w:val="18"/>
               </w:rPr>
-              <w:t>11.67</w:t>
+              <w:t>13.99</w:t>
             </w:r>
           </w:p>
         </w:tc>
@@ -1679,7 +1269,7 @@
                 <w:color w:val="000000"/>
                 <w:sz w:val="18"/>
               </w:rPr>
-              <w:t>5.00%</w:t>
+              <w:t>5.20%</w:t>
             </w:r>
           </w:p>
         </w:tc>
@@ -1708,7 +1298,7 @@
                 <w:color w:val="000000"/>
                 <w:sz w:val="18"/>
               </w:rPr>
-              <w:t>15.2:47.4:37.4</w:t>
+              <w:t>2:48.4:49.6</w:t>
             </w:r>
           </w:p>
         </w:tc>
@@ -1737,7 +1327,7 @@
                 <w:color w:val="000000"/>
                 <w:sz w:val="18"/>
               </w:rPr>
-              <w:t>139.00</w:t>
+              <w:t>652.44</w:t>
             </w:r>
           </w:p>
         </w:tc>
@@ -1766,7 +1356,7 @@
                 <w:color w:val="000000"/>
                 <w:sz w:val="18"/>
               </w:rPr>
-              <w:t>110.30</w:t>
+              <w:t>561.30</w:t>
             </w:r>
           </w:p>
         </w:tc>
@@ -1797,7 +1387,7 @@
                 <w:color w:val="000000"/>
                 <w:sz w:val="18"/>
               </w:rPr>
-              <w:t>巴彦淖尔市</w:t>
+              <w:t>金华市</w:t>
             </w:r>
           </w:p>
         </w:tc>
@@ -1826,7 +1416,7 @@
                 <w:color w:val="000000"/>
                 <w:sz w:val="18"/>
               </w:rPr>
-              <w:t>1,277.60</w:t>
+              <w:t>7,313.47</w:t>
             </w:r>
           </w:p>
         </w:tc>
@@ -1855,7 +1445,7 @@
                 <w:color w:val="000000"/>
                 <w:sz w:val="18"/>
               </w:rPr>
-              <w:t>8.63</w:t>
+              <w:t>10.10</w:t>
             </w:r>
           </w:p>
         </w:tc>
@@ -1884,7 +1474,7 @@
                 <w:color w:val="000000"/>
                 <w:sz w:val="18"/>
               </w:rPr>
-              <w:t>4.50%</w:t>
+              <w:t>6.32%</w:t>
             </w:r>
           </w:p>
         </w:tc>
@@ -1913,7 +1503,7 @@
                 <w:color w:val="000000"/>
                 <w:sz w:val="18"/>
               </w:rPr>
-              <w:t>27.3:27.6:45.1</w:t>
+              <w:t>2.3:37.4:60.3</w:t>
             </w:r>
           </w:p>
         </w:tc>
@@ -1942,7 +1532,7 @@
                 <w:color w:val="000000"/>
                 <w:sz w:val="18"/>
               </w:rPr>
-              <w:t>90.69</w:t>
+              <w:t>555.63</w:t>
             </w:r>
           </w:p>
         </w:tc>
@@ -1971,7 +1561,7 @@
                 <w:color w:val="000000"/>
                 <w:sz w:val="18"/>
               </w:rPr>
-              <w:t>147.00</w:t>
+              <w:t>726.90</w:t>
             </w:r>
           </w:p>
         </w:tc>
@@ -2002,7 +1592,7 @@
                 <w:color w:val="000000"/>
                 <w:sz w:val="18"/>
               </w:rPr>
-              <w:t>乌兰察布市</w:t>
+              <w:t>台州市</w:t>
             </w:r>
           </w:p>
         </w:tc>
@@ -2031,7 +1621,7 @@
                 <w:color w:val="000000"/>
                 <w:sz w:val="18"/>
               </w:rPr>
-              <w:t>1,260.30</w:t>
+              <w:t>7,005.87</w:t>
             </w:r>
           </w:p>
         </w:tc>
@@ -2060,7 +1650,7 @@
                 <w:color w:val="000000"/>
                 <w:sz w:val="18"/>
               </w:rPr>
-              <w:t>8.03</w:t>
+              <w:t>10.39</w:t>
             </w:r>
           </w:p>
         </w:tc>
@@ -2089,7 +1679,7 @@
                 <w:color w:val="000000"/>
                 <w:sz w:val="18"/>
               </w:rPr>
-              <w:t>4.80%</w:t>
+              <w:t>6.10%</w:t>
             </w:r>
           </w:p>
         </w:tc>
@@ -2118,7 +1708,7 @@
                 <w:color w:val="000000"/>
                 <w:sz w:val="18"/>
               </w:rPr>
-              <w:t>16.2:32.6:51.2</w:t>
+              <w:t>5.2:41.8:53</w:t>
             </w:r>
           </w:p>
         </w:tc>
@@ -2147,7 +1737,7 @@
                 <w:color w:val="000000"/>
                 <w:sz w:val="18"/>
               </w:rPr>
-              <w:t>76.90</w:t>
+              <w:t>517.47</w:t>
             </w:r>
           </w:p>
         </w:tc>
@@ -2176,7 +1766,7 @@
                 <w:color w:val="000000"/>
                 <w:sz w:val="18"/>
               </w:rPr>
-              <w:t>155.70</w:t>
+              <w:t>676.00</w:t>
             </w:r>
           </w:p>
         </w:tc>
@@ -2207,7 +1797,7 @@
                 <w:color w:val="000000"/>
                 <w:sz w:val="18"/>
               </w:rPr>
-              <w:t>兴安盟</w:t>
+              <w:t>湖州市</w:t>
             </w:r>
           </w:p>
         </w:tc>
@@ -2236,7 +1826,7 @@
                 <w:color w:val="000000"/>
                 <w:sz w:val="18"/>
               </w:rPr>
-              <w:t>850.09</w:t>
+              <w:t>4,452.80</w:t>
             </w:r>
           </w:p>
         </w:tc>
@@ -2265,7 +1855,7 @@
                 <w:color w:val="000000"/>
                 <w:sz w:val="18"/>
               </w:rPr>
-              <w:t>6.23</w:t>
+              <w:t>13.00</w:t>
             </w:r>
           </w:p>
         </w:tc>
@@ -2294,7 +1884,7 @@
                 <w:color w:val="000000"/>
                 <w:sz w:val="18"/>
               </w:rPr>
-              <w:t>4.50%</w:t>
+              <w:t>5.90%</w:t>
             </w:r>
           </w:p>
         </w:tc>
@@ -2323,7 +1913,7 @@
                 <w:color w:val="000000"/>
                 <w:sz w:val="18"/>
               </w:rPr>
-              <w:t>34.9:23.2:41.9</w:t>
+              <w:t>4.2:46:49.8</w:t>
             </w:r>
           </w:p>
         </w:tc>
@@ -2352,7 +1942,7 @@
                 <w:color w:val="000000"/>
                 <w:sz w:val="18"/>
               </w:rPr>
-              <w:t>41.40</w:t>
+              <w:t>389.50</w:t>
             </w:r>
           </w:p>
         </w:tc>
@@ -2381,7 +1971,7 @@
                 <w:color w:val="000000"/>
                 <w:sz w:val="18"/>
               </w:rPr>
-              <w:t>135.50</w:t>
+              <w:t>347.20</w:t>
             </w:r>
           </w:p>
         </w:tc>
@@ -2412,7 +2002,7 @@
                 <w:color w:val="000000"/>
                 <w:sz w:val="18"/>
               </w:rPr>
-              <w:t>乌海市</w:t>
+              <w:t>衢州市</w:t>
             </w:r>
           </w:p>
         </w:tc>
@@ -2441,7 +2031,7 @@
                 <w:color w:val="000000"/>
                 <w:sz w:val="18"/>
               </w:rPr>
-              <w:t>540.75</w:t>
+              <w:t>2,401.63</w:t>
             </w:r>
           </w:p>
         </w:tc>
@@ -2470,7 +2060,7 @@
                 <w:color w:val="000000"/>
                 <w:sz w:val="18"/>
               </w:rPr>
-              <w:t>9.74</w:t>
+              <w:t>10.45</w:t>
             </w:r>
           </w:p>
         </w:tc>
@@ -2499,7 +2089,7 @@
                 <w:color w:val="000000"/>
                 <w:sz w:val="18"/>
               </w:rPr>
-              <w:t>-4.30%</w:t>
+              <w:t>5.50%</w:t>
             </w:r>
           </w:p>
         </w:tc>
@@ -2528,7 +2118,7 @@
                 <w:color w:val="000000"/>
                 <w:sz w:val="18"/>
               </w:rPr>
-              <w:t>1.6:45.7:52.7</w:t>
+              <w:t>4.1:40.5:55.4</w:t>
             </w:r>
           </w:p>
         </w:tc>
@@ -2557,7 +2147,7 @@
                 <w:color w:val="000000"/>
                 <w:sz w:val="18"/>
               </w:rPr>
-              <w:t>86.06</w:t>
+              <w:t>216.10</w:t>
             </w:r>
           </w:p>
         </w:tc>
@@ -2586,7 +2176,7 @@
                 <w:color w:val="000000"/>
                 <w:sz w:val="18"/>
               </w:rPr>
-              <w:t>54.90</w:t>
+              <w:t>229.70</w:t>
             </w:r>
           </w:p>
         </w:tc>
@@ -2617,7 +2207,7 @@
                 <w:color w:val="000000"/>
                 <w:sz w:val="18"/>
               </w:rPr>
-              <w:t>阿拉善盟</w:t>
+              <w:t>舟山市</w:t>
             </w:r>
           </w:p>
         </w:tc>
@@ -2646,7 +2236,7 @@
                 <w:color w:val="000000"/>
                 <w:sz w:val="18"/>
               </w:rPr>
-              <w:t>418.80</w:t>
+              <w:t>2,346.10</w:t>
             </w:r>
           </w:p>
         </w:tc>
@@ -2675,7 +2265,7 @@
                 <w:color w:val="000000"/>
                 <w:sz w:val="18"/>
               </w:rPr>
-              <w:t>15.51</w:t>
+              <w:t>19.90</w:t>
             </w:r>
           </w:p>
         </w:tc>
@@ -2704,7 +2294,7 @@
                 <w:color w:val="000000"/>
                 <w:sz w:val="18"/>
               </w:rPr>
-              <w:t>4.10%</w:t>
+              <w:t>6.60%</w:t>
             </w:r>
           </w:p>
         </w:tc>
@@ -2733,7 +2323,7 @@
                 <w:color w:val="000000"/>
                 <w:sz w:val="18"/>
               </w:rPr>
-              <w:t>9:46.3:44.7</w:t>
+              <w:t>9.5:42.1:48.4</w:t>
             </w:r>
           </w:p>
         </w:tc>
@@ -2762,7 +2352,7 @@
                 <w:color w:val="000000"/>
                 <w:sz w:val="18"/>
               </w:rPr>
-              <w:t>37.17</w:t>
+              <w:t>217.52</w:t>
             </w:r>
           </w:p>
         </w:tc>
@@ -2791,7 +2381,212 @@
                 <w:color w:val="000000"/>
                 <w:sz w:val="18"/>
               </w:rPr>
-              <w:t>26.80</w:t>
+              <w:t>118.10</w:t>
+            </w:r>
+          </w:p>
+        </w:tc>
+      </w:tr>
+      <w:tr>
+        <w:tc>
+          <w:tcPr>
+            <w:tcW w:type="dxa" w:w="1344"/>
+            <w:vAlign w:val="center"/>
+            <w:tcBorders>
+              <w:top w:val="single" w:sz="4" w:color="A6A6A6"/>
+              <w:left w:val="single" w:sz="4" w:color="A6A6A6"/>
+              <w:bottom w:val="single" w:sz="4" w:color="A6A6A6"/>
+              <w:right w:val="single" w:sz="4" w:color="A6A6A6"/>
+            </w:tcBorders>
+          </w:tcPr>
+          <w:p>
+            <w:pPr>
+              <w:spacing w:before="0" w:after="0" w:line="276" w:lineRule="auto"/>
+              <w:ind w:firstLine="0"/>
+              <w:jc w:val="left"/>
+            </w:pPr>
+            <w:r/>
+            <w:r>
+              <w:rPr>
+                <w:rFonts w:ascii="Times New Roman" w:hAnsi="Times New Roman" w:eastAsia="楷体"/>
+                <w:b w:val="0"/>
+                <w:color w:val="000000"/>
+                <w:sz w:val="18"/>
+              </w:rPr>
+              <w:t>丽水市</w:t>
+            </w:r>
+          </w:p>
+        </w:tc>
+        <w:tc>
+          <w:tcPr>
+            <w:tcW w:type="dxa" w:w="1344"/>
+            <w:vAlign w:val="center"/>
+            <w:tcBorders>
+              <w:top w:val="single" w:sz="4" w:color="A6A6A6"/>
+              <w:left w:val="single" w:sz="4" w:color="A6A6A6"/>
+              <w:bottom w:val="single" w:sz="4" w:color="A6A6A6"/>
+              <w:right w:val="single" w:sz="4" w:color="A6A6A6"/>
+            </w:tcBorders>
+          </w:tcPr>
+          <w:p>
+            <w:pPr>
+              <w:spacing w:before="0" w:after="0" w:line="276" w:lineRule="auto"/>
+              <w:ind w:firstLine="0"/>
+              <w:jc w:val="center"/>
+            </w:pPr>
+            <w:r/>
+            <w:r>
+              <w:rPr>
+                <w:rFonts w:ascii="Times New Roman" w:hAnsi="Times New Roman" w:eastAsia="楷体"/>
+                <w:b w:val="0"/>
+                <w:color w:val="000000"/>
+                <w:sz w:val="18"/>
+              </w:rPr>
+              <w:t>2,301.40</w:t>
+            </w:r>
+          </w:p>
+        </w:tc>
+        <w:tc>
+          <w:tcPr>
+            <w:tcW w:type="dxa" w:w="1344"/>
+            <w:vAlign w:val="center"/>
+            <w:tcBorders>
+              <w:top w:val="single" w:sz="4" w:color="A6A6A6"/>
+              <w:left w:val="single" w:sz="4" w:color="A6A6A6"/>
+              <w:bottom w:val="single" w:sz="4" w:color="A6A6A6"/>
+              <w:right w:val="single" w:sz="4" w:color="A6A6A6"/>
+            </w:tcBorders>
+          </w:tcPr>
+          <w:p>
+            <w:pPr>
+              <w:spacing w:before="0" w:after="0" w:line="276" w:lineRule="auto"/>
+              <w:ind w:firstLine="0"/>
+              <w:jc w:val="center"/>
+            </w:pPr>
+            <w:r/>
+            <w:r>
+              <w:rPr>
+                <w:rFonts w:ascii="Times New Roman" w:hAnsi="Times New Roman" w:eastAsia="楷体"/>
+                <w:b w:val="0"/>
+                <w:color w:val="000000"/>
+                <w:sz w:val="18"/>
+              </w:rPr>
+              <w:t>9.08</w:t>
+            </w:r>
+          </w:p>
+        </w:tc>
+        <w:tc>
+          <w:tcPr>
+            <w:tcW w:type="dxa" w:w="1344"/>
+            <w:vAlign w:val="center"/>
+            <w:tcBorders>
+              <w:top w:val="single" w:sz="4" w:color="A6A6A6"/>
+              <w:left w:val="single" w:sz="4" w:color="A6A6A6"/>
+              <w:bottom w:val="single" w:sz="4" w:color="A6A6A6"/>
+              <w:right w:val="single" w:sz="4" w:color="A6A6A6"/>
+            </w:tcBorders>
+          </w:tcPr>
+          <w:p>
+            <w:pPr>
+              <w:spacing w:before="0" w:after="0" w:line="276" w:lineRule="auto"/>
+              <w:ind w:firstLine="0"/>
+              <w:jc w:val="center"/>
+            </w:pPr>
+            <w:r/>
+            <w:r>
+              <w:rPr>
+                <w:rFonts w:ascii="Times New Roman" w:hAnsi="Times New Roman" w:eastAsia="楷体"/>
+                <w:b w:val="0"/>
+                <w:color w:val="000000"/>
+                <w:sz w:val="18"/>
+              </w:rPr>
+              <w:t>6.40%</w:t>
+            </w:r>
+          </w:p>
+        </w:tc>
+        <w:tc>
+          <w:tcPr>
+            <w:tcW w:type="dxa" w:w="1344"/>
+            <w:vAlign w:val="center"/>
+            <w:tcBorders>
+              <w:top w:val="single" w:sz="4" w:color="A6A6A6"/>
+              <w:left w:val="single" w:sz="4" w:color="A6A6A6"/>
+              <w:bottom w:val="single" w:sz="4" w:color="A6A6A6"/>
+              <w:right w:val="single" w:sz="4" w:color="A6A6A6"/>
+            </w:tcBorders>
+          </w:tcPr>
+          <w:p>
+            <w:pPr>
+              <w:spacing w:before="0" w:after="0" w:line="276" w:lineRule="auto"/>
+              <w:ind w:firstLine="0"/>
+              <w:jc w:val="center"/>
+            </w:pPr>
+            <w:r/>
+            <w:r>
+              <w:rPr>
+                <w:rFonts w:ascii="Times New Roman" w:hAnsi="Times New Roman" w:eastAsia="楷体"/>
+                <w:b w:val="0"/>
+                <w:color w:val="000000"/>
+                <w:sz w:val="18"/>
+              </w:rPr>
+              <w:t>5.6:35.4:59</w:t>
+            </w:r>
+          </w:p>
+        </w:tc>
+        <w:tc>
+          <w:tcPr>
+            <w:tcW w:type="dxa" w:w="1344"/>
+            <w:vAlign w:val="center"/>
+            <w:tcBorders>
+              <w:top w:val="single" w:sz="4" w:color="A6A6A6"/>
+              <w:left w:val="single" w:sz="4" w:color="A6A6A6"/>
+              <w:bottom w:val="single" w:sz="4" w:color="A6A6A6"/>
+              <w:right w:val="single" w:sz="4" w:color="A6A6A6"/>
+            </w:tcBorders>
+          </w:tcPr>
+          <w:p>
+            <w:pPr>
+              <w:spacing w:before="0" w:after="0" w:line="276" w:lineRule="auto"/>
+              <w:ind w:firstLine="0"/>
+              <w:jc w:val="center"/>
+            </w:pPr>
+            <w:r/>
+            <w:r>
+              <w:rPr>
+                <w:rFonts w:ascii="Times New Roman" w:hAnsi="Times New Roman" w:eastAsia="楷体"/>
+                <w:b w:val="0"/>
+                <w:color w:val="000000"/>
+                <w:sz w:val="18"/>
+              </w:rPr>
+              <w:t>198.05</w:t>
+            </w:r>
+          </w:p>
+        </w:tc>
+        <w:tc>
+          <w:tcPr>
+            <w:tcW w:type="dxa" w:w="1344"/>
+            <w:vAlign w:val="center"/>
+            <w:tcBorders>
+              <w:top w:val="single" w:sz="4" w:color="A6A6A6"/>
+              <w:left w:val="single" w:sz="4" w:color="A6A6A6"/>
+              <w:bottom w:val="single" w:sz="4" w:color="A6A6A6"/>
+              <w:right w:val="single" w:sz="4" w:color="A6A6A6"/>
+            </w:tcBorders>
+          </w:tcPr>
+          <w:p>
+            <w:pPr>
+              <w:spacing w:before="0" w:after="0" w:line="276" w:lineRule="auto"/>
+              <w:ind w:firstLine="0"/>
+              <w:jc w:val="center"/>
+            </w:pPr>
+            <w:r/>
+            <w:r>
+              <w:rPr>
+                <w:rFonts w:ascii="Times New Roman" w:hAnsi="Times New Roman" w:eastAsia="楷体"/>
+                <w:b w:val="0"/>
+                <w:color w:val="000000"/>
+                <w:sz w:val="18"/>
+              </w:rPr>
+              <w:t>253.90</w:t>
             </w:r>
           </w:p>
         </w:tc>
@@ -2824,7 +2619,7 @@
           <w:color w:val="000000"/>
           <w:sz w:val="21"/>
         </w:rPr>
-        <w:t>省内对比看，通辽市2025年GDP总量1,737.70亿元、列全省第六位，一般公共预算收入125.75亿元、列全省第六位。整体来看，通辽市经济基本面在内蒙古自治区内具有一定代表性，但需关注固定资产投资走势及新旧动能转换的接续性。</w:t>
+        <w:t>省内对比看，嘉兴市2025年GDP总量7,851.06亿元、列全省第五位；一般公共预算收入652.44亿元、列全省第三位。整体来看，嘉兴市在浙江省内的经济与财政地位处于中游，但放到同类城市横向看，产业结构升级与新旧动能转换仍是中长期需要关注的核心课题。</w:t>
       </w:r>
     </w:p>
     <w:p>
@@ -2839,7 +2634,7 @@
           <w:color w:val="000000"/>
           <w:sz w:val="21"/>
         </w:rPr>
-        <w:t>■ 通辽市财政体量在内蒙古自治区处于中游，税收占比63.09%、税收质量较好，但政府性基金收入较2023年累计下降17%、土地财政贡献度弱化；2025年末宽口径债务率685.05%、处于偏高水平，已显著高于公认的 300% 偏高临界线，后续偿债压力值得关注。</w:t>
+        <w:t>■ 嘉兴市财政体量在浙江省位居前列，税收占比处于70%以上的较高水平、显著高于全国地级市平均、财政质量较好；但受房地产市场调整影响，政府性基金收入较2023年累计下降28%、土地财政贡献度有所弱化；2025年末宽口径债务率820.76%、处于偏高水平，已显著高于公认的 300% 偏高临界线，后续偿债压力值得关注。</w:t>
       </w:r>
     </w:p>
     <w:p>
@@ -2854,7 +2649,7 @@
           <w:color w:val="000000"/>
           <w:sz w:val="21"/>
         </w:rPr>
-        <w:t>财政收入方面，2023、2024、2025年通辽市一般公共预算收入分别为100.26亿元、108.89亿元、125.75亿元，其中税收收入67.66亿元、72.20亿元、79.34亿元，税收占比维持在67.48%、66.30%、63.09%；一般公共预算支出511.30亿元、532.85亿元、509.92亿元，财政自给率19.61%、20.44%、24.66%。</w:t>
+        <w:t>财政收入方面，2023、2024、2025年嘉兴市一般公共预算收入分别为632.02亿元、638.72亿元、652.44亿元，在浙江省内位居前列；其中税收收入分别为556.83亿元、542.04亿元、566.84亿元，税收占比维持在88.10%、84.86%、86.88%，处于70%以上的较高水平、显著高于全国地级市平均、财政质量较好。一般公共预算支出分别为826.99亿元、836.01亿元、800.12亿元，财政自给率76.42%、76.40%、81.54%，财政自给率处于中等水平。</w:t>
       </w:r>
     </w:p>
     <w:p>
@@ -2869,7 +2664,7 @@
           <w:color w:val="000000"/>
           <w:sz w:val="21"/>
         </w:rPr>
-        <w:t>政府性基金收入方面，2023、2024、2025年分别为29.56亿元、24.01亿元、24.47亿元，政府性基金收入较2023年累计下降17%、土地财政贡献度弱化，反映地方综合财力对房地产周期的敞口。</w:t>
+        <w:t>政府性基金收入方面，2023、2024、2025年嘉兴市政府性基金收入分别为578.19亿元、450.65亿元、414.43亿元，较2023年累计下降28%、土地财政贡献度有所弱化，反映地方综合财力对房地产周期与土地市场的敞口较大。</w:t>
       </w:r>
     </w:p>
     <w:p>
@@ -2885,7 +2680,7 @@
           <w:color w:val="000000"/>
           <w:sz w:val="21"/>
         </w:rPr>
-        <w:t>图表：2023-2025年通辽市财政收入情况(单位:亿元、%)</w:t>
+        <w:t>图表：2023-2025年嘉兴市财政收入情况(单位:亿元、%)</w:t>
       </w:r>
     </w:p>
     <w:tbl>
@@ -3170,7 +2965,7 @@
                 <w:color w:val="000000"/>
                 <w:sz w:val="18"/>
               </w:rPr>
-              <w:t>100.26</w:t>
+              <w:t>632.02</w:t>
             </w:r>
           </w:p>
         </w:tc>
@@ -3199,7 +2994,7 @@
                 <w:color w:val="000000"/>
                 <w:sz w:val="18"/>
               </w:rPr>
-              <w:t>9.14%</w:t>
+              <w:t>6.00%</w:t>
             </w:r>
           </w:p>
         </w:tc>
@@ -3228,7 +3023,7 @@
                 <w:color w:val="000000"/>
                 <w:sz w:val="18"/>
               </w:rPr>
-              <w:t>108.89</w:t>
+              <w:t>638.72</w:t>
             </w:r>
           </w:p>
         </w:tc>
@@ -3257,7 +3052,7 @@
                 <w:color w:val="000000"/>
                 <w:sz w:val="18"/>
               </w:rPr>
-              <w:t>8.61%</w:t>
+              <w:t>1.06%</w:t>
             </w:r>
           </w:p>
         </w:tc>
@@ -3286,7 +3081,7 @@
                 <w:color w:val="000000"/>
                 <w:sz w:val="18"/>
               </w:rPr>
-              <w:t>125.75</w:t>
+              <w:t>652.44</w:t>
             </w:r>
           </w:p>
         </w:tc>
@@ -3315,7 +3110,7 @@
                 <w:color w:val="000000"/>
                 <w:sz w:val="18"/>
               </w:rPr>
-              <w:t>15.48%</w:t>
+              <w:t>2.15%</w:t>
             </w:r>
           </w:p>
         </w:tc>
@@ -3375,7 +3170,7 @@
                 <w:color w:val="000000"/>
                 <w:sz w:val="18"/>
               </w:rPr>
-              <w:t>67.66</w:t>
+              <w:t>556.83</w:t>
             </w:r>
           </w:p>
         </w:tc>
@@ -3433,7 +3228,7 @@
                 <w:color w:val="000000"/>
                 <w:sz w:val="18"/>
               </w:rPr>
-              <w:t>72.20</w:t>
+              <w:t>542.04</w:t>
             </w:r>
           </w:p>
         </w:tc>
@@ -3462,7 +3257,7 @@
                 <w:color w:val="000000"/>
                 <w:sz w:val="18"/>
               </w:rPr>
-              <w:t>6.71%</w:t>
+              <w:t>-2.66%</w:t>
             </w:r>
           </w:p>
         </w:tc>
@@ -3491,7 +3286,7 @@
                 <w:color w:val="000000"/>
                 <w:sz w:val="18"/>
               </w:rPr>
-              <w:t>79.34</w:t>
+              <w:t>566.84</w:t>
             </w:r>
           </w:p>
         </w:tc>
@@ -3520,7 +3315,7 @@
                 <w:color w:val="000000"/>
                 <w:sz w:val="18"/>
               </w:rPr>
-              <w:t>9.89%</w:t>
+              <w:t>4.58%</w:t>
             </w:r>
           </w:p>
         </w:tc>
@@ -3580,7 +3375,7 @@
                 <w:color w:val="000000"/>
                 <w:sz w:val="18"/>
               </w:rPr>
-              <w:t>67.48%</w:t>
+              <w:t>88.10%</w:t>
             </w:r>
           </w:p>
         </w:tc>
@@ -3638,7 +3433,7 @@
                 <w:color w:val="000000"/>
                 <w:sz w:val="18"/>
               </w:rPr>
-              <w:t>66.30%</w:t>
+              <w:t>84.86%</w:t>
             </w:r>
           </w:p>
         </w:tc>
@@ -3696,7 +3491,7 @@
                 <w:color w:val="000000"/>
                 <w:sz w:val="18"/>
               </w:rPr>
-              <w:t>63.09%</w:t>
+              <w:t>86.88%</w:t>
             </w:r>
           </w:p>
         </w:tc>
@@ -3785,7 +3580,7 @@
                 <w:color w:val="000000"/>
                 <w:sz w:val="18"/>
               </w:rPr>
-              <w:t>511.30</w:t>
+              <w:t>826.99</w:t>
             </w:r>
           </w:p>
         </w:tc>
@@ -3843,7 +3638,7 @@
                 <w:color w:val="000000"/>
                 <w:sz w:val="18"/>
               </w:rPr>
-              <w:t>532.85</w:t>
+              <w:t>836.01</w:t>
             </w:r>
           </w:p>
         </w:tc>
@@ -3872,7 +3667,7 @@
                 <w:color w:val="000000"/>
                 <w:sz w:val="18"/>
               </w:rPr>
-              <w:t>4.21%</w:t>
+              <w:t>1.09%</w:t>
             </w:r>
           </w:p>
         </w:tc>
@@ -3901,7 +3696,7 @@
                 <w:color w:val="000000"/>
                 <w:sz w:val="18"/>
               </w:rPr>
-              <w:t>509.92</w:t>
+              <w:t>800.12</w:t>
             </w:r>
           </w:p>
         </w:tc>
@@ -3930,7 +3725,7 @@
                 <w:color w:val="000000"/>
                 <w:sz w:val="18"/>
               </w:rPr>
-              <w:t>-4.30%</w:t>
+              <w:t>-4.29%</w:t>
             </w:r>
           </w:p>
         </w:tc>
@@ -3990,7 +3785,7 @@
                 <w:color w:val="000000"/>
                 <w:sz w:val="18"/>
               </w:rPr>
-              <w:t>19.61%</w:t>
+              <w:t>76.42%</w:t>
             </w:r>
           </w:p>
         </w:tc>
@@ -4048,7 +3843,7 @@
                 <w:color w:val="000000"/>
                 <w:sz w:val="18"/>
               </w:rPr>
-              <w:t>20.44%</w:t>
+              <w:t>76.40%</w:t>
             </w:r>
           </w:p>
         </w:tc>
@@ -4106,7 +3901,7 @@
                 <w:color w:val="000000"/>
                 <w:sz w:val="18"/>
               </w:rPr>
-              <w:t>24.66%</w:t>
+              <w:t>81.54%</w:t>
             </w:r>
           </w:p>
         </w:tc>
@@ -4195,7 +3990,7 @@
                 <w:color w:val="000000"/>
                 <w:sz w:val="18"/>
               </w:rPr>
-              <w:t>29.56</w:t>
+              <w:t>578.19</w:t>
             </w:r>
           </w:p>
         </w:tc>
@@ -4253,7 +4048,7 @@
                 <w:color w:val="000000"/>
                 <w:sz w:val="18"/>
               </w:rPr>
-              <w:t>24.01</w:t>
+              <w:t>450.65</w:t>
             </w:r>
           </w:p>
         </w:tc>
@@ -4282,7 +4077,7 @@
                 <w:color w:val="000000"/>
                 <w:sz w:val="18"/>
               </w:rPr>
-              <w:t>-18.78%</w:t>
+              <w:t>-22.06%</w:t>
             </w:r>
           </w:p>
         </w:tc>
@@ -4311,7 +4106,7 @@
                 <w:color w:val="000000"/>
                 <w:sz w:val="18"/>
               </w:rPr>
-              <w:t>24.47</w:t>
+              <w:t>414.43</w:t>
             </w:r>
           </w:p>
         </w:tc>
@@ -4340,7 +4135,7 @@
                 <w:color w:val="000000"/>
                 <w:sz w:val="18"/>
               </w:rPr>
-              <w:t>1.92%</w:t>
+              <w:t>-8.04%</w:t>
             </w:r>
           </w:p>
         </w:tc>
@@ -4358,7 +4153,7 @@
           <w:color w:val="000000"/>
           <w:sz w:val="19"/>
         </w:rPr>
-        <w:t>资料来源:通辽市财政决算、企业预警通,风控信评部整理</w:t>
+        <w:t>资料来源:嘉兴市财政决算、企业预警通,风控信评部整理</w:t>
       </w:r>
     </w:p>
     <w:p>
@@ -4373,7 +4168,1291 @@
           <w:color w:val="000000"/>
           <w:sz w:val="21"/>
         </w:rPr>
-        <w:t>土地市场方面，【待补充:通辽市土地出让与房地产销售数据（土地市场数据库未覆盖该市）】。</w:t>
+        <w:t>土地市场方面，2021、2022、2023、2024、2025年嘉兴市经营性用地成交价分别为728.16亿元、476.00亿元、317.38亿元、222.10亿元、242.61亿元，2025年较2021年下降66.68%；同期平均溢价率为15.38%、4.22%、3.68%、1.40%、3.25%，整体处于低位、反映市场化主体拿地意愿与未来房价预期偏弱；成交楼面均价由2,215元/㎡降至577元/㎡、累计下降73.95%。2026年1-4月，嘉兴市经营性用地累计成交179宗、规划建面1245.39万㎡、成交价64.09亿元，延续低位运行。</w:t>
+      </w:r>
+    </w:p>
+    <w:p>
+      <w:pPr>
+        <w:spacing w:before="80" w:after="40" w:line="360" w:lineRule="auto"/>
+        <w:ind w:firstLine="0"/>
+        <w:jc w:val="center"/>
+      </w:pPr>
+      <w:r>
+        <w:rPr>
+          <w:rFonts w:ascii="Times New Roman" w:hAnsi="Times New Roman" w:eastAsia="楷体"/>
+          <w:b/>
+          <w:color w:val="000000"/>
+          <w:sz w:val="21"/>
+        </w:rPr>
+        <w:t>图表:2021-2025年嘉兴市土地出让情况</w:t>
+      </w:r>
+    </w:p>
+    <w:tbl>
+      <w:tblPr>
+        <w:tblW w:type="auto" w:w="0"/>
+        <w:tblLayout w:type="autofit"/>
+        <w:tblLook w:firstColumn="1" w:firstRow="1" w:lastColumn="0" w:lastRow="0" w:noHBand="0" w:noVBand="1" w:val="04A0"/>
+      </w:tblPr>
+      <w:tblGrid>
+        <w:gridCol w:w="1568"/>
+        <w:gridCol w:w="1568"/>
+        <w:gridCol w:w="1568"/>
+        <w:gridCol w:w="1568"/>
+        <w:gridCol w:w="1568"/>
+        <w:gridCol w:w="1568"/>
+      </w:tblGrid>
+      <w:tr>
+        <w:tc>
+          <w:tcPr>
+            <w:tcW w:type="dxa" w:w="1568"/>
+            <w:vAlign w:val="center"/>
+            <w:shd w:val="clear" w:color="auto" w:fill="F1A983"/>
+            <w:tcBorders>
+              <w:top w:val="single" w:sz="4" w:color="A6A6A6"/>
+              <w:left w:val="single" w:sz="4" w:color="A6A6A6"/>
+              <w:bottom w:val="single" w:sz="4" w:color="A6A6A6"/>
+              <w:right w:val="single" w:sz="4" w:color="A6A6A6"/>
+            </w:tcBorders>
+          </w:tcPr>
+          <w:p>
+            <w:pPr>
+              <w:spacing w:before="0" w:after="0" w:line="276" w:lineRule="auto"/>
+              <w:ind w:firstLine="0"/>
+              <w:jc w:val="center"/>
+            </w:pPr>
+            <w:r/>
+            <w:r>
+              <w:rPr>
+                <w:rFonts w:ascii="Times New Roman" w:hAnsi="Times New Roman" w:eastAsia="楷体"/>
+                <w:b/>
+                <w:color w:val="000000"/>
+                <w:sz w:val="18"/>
+              </w:rPr>
+              <w:t>年度</w:t>
+            </w:r>
+          </w:p>
+        </w:tc>
+        <w:tc>
+          <w:tcPr>
+            <w:tcW w:type="dxa" w:w="1568"/>
+            <w:vAlign w:val="center"/>
+            <w:shd w:val="clear" w:color="auto" w:fill="F1A983"/>
+            <w:tcBorders>
+              <w:top w:val="single" w:sz="4" w:color="A6A6A6"/>
+              <w:left w:val="single" w:sz="4" w:color="A6A6A6"/>
+              <w:bottom w:val="single" w:sz="4" w:color="A6A6A6"/>
+              <w:right w:val="single" w:sz="4" w:color="A6A6A6"/>
+            </w:tcBorders>
+          </w:tcPr>
+          <w:p>
+            <w:pPr>
+              <w:spacing w:before="0" w:after="0" w:line="276" w:lineRule="auto"/>
+              <w:ind w:firstLine="0"/>
+              <w:jc w:val="center"/>
+            </w:pPr>
+            <w:r/>
+            <w:r>
+              <w:rPr>
+                <w:rFonts w:ascii="Times New Roman" w:hAnsi="Times New Roman" w:eastAsia="楷体"/>
+                <w:b/>
+                <w:color w:val="000000"/>
+                <w:sz w:val="18"/>
+              </w:rPr>
+              <w:t>土地宗数</w:t>
+            </w:r>
+          </w:p>
+        </w:tc>
+        <w:tc>
+          <w:tcPr>
+            <w:tcW w:type="dxa" w:w="1568"/>
+            <w:vAlign w:val="center"/>
+            <w:shd w:val="clear" w:color="auto" w:fill="F1A983"/>
+            <w:tcBorders>
+              <w:top w:val="single" w:sz="4" w:color="A6A6A6"/>
+              <w:left w:val="single" w:sz="4" w:color="A6A6A6"/>
+              <w:bottom w:val="single" w:sz="4" w:color="A6A6A6"/>
+              <w:right w:val="single" w:sz="4" w:color="A6A6A6"/>
+            </w:tcBorders>
+          </w:tcPr>
+          <w:p>
+            <w:pPr>
+              <w:spacing w:before="0" w:after="0" w:line="276" w:lineRule="auto"/>
+              <w:ind w:firstLine="0"/>
+              <w:jc w:val="center"/>
+            </w:pPr>
+            <w:r/>
+            <w:r>
+              <w:rPr>
+                <w:rFonts w:ascii="Times New Roman" w:hAnsi="Times New Roman" w:eastAsia="楷体"/>
+                <w:b/>
+                <w:color w:val="000000"/>
+                <w:sz w:val="18"/>
+              </w:rPr>
+              <w:t>规划建面(万㎡)</w:t>
+            </w:r>
+          </w:p>
+        </w:tc>
+        <w:tc>
+          <w:tcPr>
+            <w:tcW w:type="dxa" w:w="1568"/>
+            <w:vAlign w:val="center"/>
+            <w:shd w:val="clear" w:color="auto" w:fill="F1A983"/>
+            <w:tcBorders>
+              <w:top w:val="single" w:sz="4" w:color="A6A6A6"/>
+              <w:left w:val="single" w:sz="4" w:color="A6A6A6"/>
+              <w:bottom w:val="single" w:sz="4" w:color="A6A6A6"/>
+              <w:right w:val="single" w:sz="4" w:color="A6A6A6"/>
+            </w:tcBorders>
+          </w:tcPr>
+          <w:p>
+            <w:pPr>
+              <w:spacing w:before="0" w:after="0" w:line="276" w:lineRule="auto"/>
+              <w:ind w:firstLine="0"/>
+              <w:jc w:val="center"/>
+            </w:pPr>
+            <w:r/>
+            <w:r>
+              <w:rPr>
+                <w:rFonts w:ascii="Times New Roman" w:hAnsi="Times New Roman" w:eastAsia="楷体"/>
+                <w:b/>
+                <w:color w:val="000000"/>
+                <w:sz w:val="18"/>
+              </w:rPr>
+              <w:t>成交楼面均价(元/㎡)</w:t>
+            </w:r>
+          </w:p>
+        </w:tc>
+        <w:tc>
+          <w:tcPr>
+            <w:tcW w:type="dxa" w:w="1568"/>
+            <w:vAlign w:val="center"/>
+            <w:shd w:val="clear" w:color="auto" w:fill="F1A983"/>
+            <w:tcBorders>
+              <w:top w:val="single" w:sz="4" w:color="A6A6A6"/>
+              <w:left w:val="single" w:sz="4" w:color="A6A6A6"/>
+              <w:bottom w:val="single" w:sz="4" w:color="A6A6A6"/>
+              <w:right w:val="single" w:sz="4" w:color="A6A6A6"/>
+            </w:tcBorders>
+          </w:tcPr>
+          <w:p>
+            <w:pPr>
+              <w:spacing w:before="0" w:after="0" w:line="276" w:lineRule="auto"/>
+              <w:ind w:firstLine="0"/>
+              <w:jc w:val="center"/>
+            </w:pPr>
+            <w:r/>
+            <w:r>
+              <w:rPr>
+                <w:rFonts w:ascii="Times New Roman" w:hAnsi="Times New Roman" w:eastAsia="楷体"/>
+                <w:b/>
+                <w:color w:val="000000"/>
+                <w:sz w:val="18"/>
+              </w:rPr>
+              <w:t>平均溢价率</w:t>
+            </w:r>
+          </w:p>
+        </w:tc>
+        <w:tc>
+          <w:tcPr>
+            <w:tcW w:type="dxa" w:w="1568"/>
+            <w:vAlign w:val="center"/>
+            <w:shd w:val="clear" w:color="auto" w:fill="F1A983"/>
+            <w:tcBorders>
+              <w:top w:val="single" w:sz="4" w:color="A6A6A6"/>
+              <w:left w:val="single" w:sz="4" w:color="A6A6A6"/>
+              <w:bottom w:val="single" w:sz="4" w:color="A6A6A6"/>
+              <w:right w:val="single" w:sz="4" w:color="A6A6A6"/>
+            </w:tcBorders>
+          </w:tcPr>
+          <w:p>
+            <w:pPr>
+              <w:spacing w:before="0" w:after="0" w:line="276" w:lineRule="auto"/>
+              <w:ind w:firstLine="0"/>
+              <w:jc w:val="center"/>
+            </w:pPr>
+            <w:r/>
+            <w:r>
+              <w:rPr>
+                <w:rFonts w:ascii="Times New Roman" w:hAnsi="Times New Roman" w:eastAsia="楷体"/>
+                <w:b/>
+                <w:color w:val="000000"/>
+                <w:sz w:val="18"/>
+              </w:rPr>
+              <w:t>成交价(亿元)</w:t>
+            </w:r>
+          </w:p>
+        </w:tc>
+      </w:tr>
+      <w:tr>
+        <w:tc>
+          <w:tcPr>
+            <w:tcW w:type="dxa" w:w="1568"/>
+            <w:vAlign w:val="center"/>
+            <w:tcBorders>
+              <w:top w:val="single" w:sz="4" w:color="A6A6A6"/>
+              <w:left w:val="single" w:sz="4" w:color="A6A6A6"/>
+              <w:bottom w:val="single" w:sz="4" w:color="A6A6A6"/>
+              <w:right w:val="single" w:sz="4" w:color="A6A6A6"/>
+            </w:tcBorders>
+          </w:tcPr>
+          <w:p>
+            <w:pPr>
+              <w:spacing w:before="0" w:after="0" w:line="276" w:lineRule="auto"/>
+              <w:ind w:firstLine="0"/>
+              <w:jc w:val="left"/>
+            </w:pPr>
+            <w:r/>
+            <w:r>
+              <w:rPr>
+                <w:rFonts w:ascii="Times New Roman" w:hAnsi="Times New Roman" w:eastAsia="楷体"/>
+                <w:b w:val="0"/>
+                <w:color w:val="000000"/>
+                <w:sz w:val="18"/>
+              </w:rPr>
+              <w:t>2021</w:t>
+            </w:r>
+          </w:p>
+        </w:tc>
+        <w:tc>
+          <w:tcPr>
+            <w:tcW w:type="dxa" w:w="1568"/>
+            <w:vAlign w:val="center"/>
+            <w:tcBorders>
+              <w:top w:val="single" w:sz="4" w:color="A6A6A6"/>
+              <w:left w:val="single" w:sz="4" w:color="A6A6A6"/>
+              <w:bottom w:val="single" w:sz="4" w:color="A6A6A6"/>
+              <w:right w:val="single" w:sz="4" w:color="A6A6A6"/>
+            </w:tcBorders>
+          </w:tcPr>
+          <w:p>
+            <w:pPr>
+              <w:spacing w:before="0" w:after="0" w:line="276" w:lineRule="auto"/>
+              <w:ind w:firstLine="0"/>
+              <w:jc w:val="center"/>
+            </w:pPr>
+            <w:r/>
+            <w:r>
+              <w:rPr>
+                <w:rFonts w:ascii="Times New Roman" w:hAnsi="Times New Roman" w:eastAsia="楷体"/>
+                <w:b w:val="0"/>
+                <w:color w:val="000000"/>
+                <w:sz w:val="18"/>
+              </w:rPr>
+              <w:t>493</w:t>
+            </w:r>
+          </w:p>
+        </w:tc>
+        <w:tc>
+          <w:tcPr>
+            <w:tcW w:type="dxa" w:w="1568"/>
+            <w:vAlign w:val="center"/>
+            <w:tcBorders>
+              <w:top w:val="single" w:sz="4" w:color="A6A6A6"/>
+              <w:left w:val="single" w:sz="4" w:color="A6A6A6"/>
+              <w:bottom w:val="single" w:sz="4" w:color="A6A6A6"/>
+              <w:right w:val="single" w:sz="4" w:color="A6A6A6"/>
+            </w:tcBorders>
+          </w:tcPr>
+          <w:p>
+            <w:pPr>
+              <w:spacing w:before="0" w:after="0" w:line="276" w:lineRule="auto"/>
+              <w:ind w:firstLine="0"/>
+              <w:jc w:val="center"/>
+            </w:pPr>
+            <w:r/>
+            <w:r>
+              <w:rPr>
+                <w:rFonts w:ascii="Times New Roman" w:hAnsi="Times New Roman" w:eastAsia="楷体"/>
+                <w:b w:val="0"/>
+                <w:color w:val="000000"/>
+                <w:sz w:val="18"/>
+              </w:rPr>
+              <w:t>3,287.54</w:t>
+            </w:r>
+          </w:p>
+        </w:tc>
+        <w:tc>
+          <w:tcPr>
+            <w:tcW w:type="dxa" w:w="1568"/>
+            <w:vAlign w:val="center"/>
+            <w:tcBorders>
+              <w:top w:val="single" w:sz="4" w:color="A6A6A6"/>
+              <w:left w:val="single" w:sz="4" w:color="A6A6A6"/>
+              <w:bottom w:val="single" w:sz="4" w:color="A6A6A6"/>
+              <w:right w:val="single" w:sz="4" w:color="A6A6A6"/>
+            </w:tcBorders>
+          </w:tcPr>
+          <w:p>
+            <w:pPr>
+              <w:spacing w:before="0" w:after="0" w:line="276" w:lineRule="auto"/>
+              <w:ind w:firstLine="0"/>
+              <w:jc w:val="center"/>
+            </w:pPr>
+            <w:r/>
+            <w:r>
+              <w:rPr>
+                <w:rFonts w:ascii="Times New Roman" w:hAnsi="Times New Roman" w:eastAsia="楷体"/>
+                <w:b w:val="0"/>
+                <w:color w:val="000000"/>
+                <w:sz w:val="18"/>
+              </w:rPr>
+              <w:t>2,215</w:t>
+            </w:r>
+          </w:p>
+        </w:tc>
+        <w:tc>
+          <w:tcPr>
+            <w:tcW w:type="dxa" w:w="1568"/>
+            <w:vAlign w:val="center"/>
+            <w:tcBorders>
+              <w:top w:val="single" w:sz="4" w:color="A6A6A6"/>
+              <w:left w:val="single" w:sz="4" w:color="A6A6A6"/>
+              <w:bottom w:val="single" w:sz="4" w:color="A6A6A6"/>
+              <w:right w:val="single" w:sz="4" w:color="A6A6A6"/>
+            </w:tcBorders>
+          </w:tcPr>
+          <w:p>
+            <w:pPr>
+              <w:spacing w:before="0" w:after="0" w:line="276" w:lineRule="auto"/>
+              <w:ind w:firstLine="0"/>
+              <w:jc w:val="center"/>
+            </w:pPr>
+            <w:r/>
+            <w:r>
+              <w:rPr>
+                <w:rFonts w:ascii="Times New Roman" w:hAnsi="Times New Roman" w:eastAsia="楷体"/>
+                <w:b w:val="0"/>
+                <w:color w:val="000000"/>
+                <w:sz w:val="18"/>
+              </w:rPr>
+              <w:t>15.38%</w:t>
+            </w:r>
+          </w:p>
+        </w:tc>
+        <w:tc>
+          <w:tcPr>
+            <w:tcW w:type="dxa" w:w="1568"/>
+            <w:vAlign w:val="center"/>
+            <w:tcBorders>
+              <w:top w:val="single" w:sz="4" w:color="A6A6A6"/>
+              <w:left w:val="single" w:sz="4" w:color="A6A6A6"/>
+              <w:bottom w:val="single" w:sz="4" w:color="A6A6A6"/>
+              <w:right w:val="single" w:sz="4" w:color="A6A6A6"/>
+            </w:tcBorders>
+          </w:tcPr>
+          <w:p>
+            <w:pPr>
+              <w:spacing w:before="0" w:after="0" w:line="276" w:lineRule="auto"/>
+              <w:ind w:firstLine="0"/>
+              <w:jc w:val="center"/>
+            </w:pPr>
+            <w:r/>
+            <w:r>
+              <w:rPr>
+                <w:rFonts w:ascii="Times New Roman" w:hAnsi="Times New Roman" w:eastAsia="楷体"/>
+                <w:b w:val="0"/>
+                <w:color w:val="000000"/>
+                <w:sz w:val="18"/>
+              </w:rPr>
+              <w:t>728.16</w:t>
+            </w:r>
+          </w:p>
+        </w:tc>
+      </w:tr>
+      <w:tr>
+        <w:tc>
+          <w:tcPr>
+            <w:tcW w:type="dxa" w:w="1568"/>
+            <w:vAlign w:val="center"/>
+            <w:tcBorders>
+              <w:top w:val="single" w:sz="4" w:color="A6A6A6"/>
+              <w:left w:val="single" w:sz="4" w:color="A6A6A6"/>
+              <w:bottom w:val="single" w:sz="4" w:color="A6A6A6"/>
+              <w:right w:val="single" w:sz="4" w:color="A6A6A6"/>
+            </w:tcBorders>
+          </w:tcPr>
+          <w:p>
+            <w:pPr>
+              <w:spacing w:before="0" w:after="0" w:line="276" w:lineRule="auto"/>
+              <w:ind w:firstLine="0"/>
+              <w:jc w:val="left"/>
+            </w:pPr>
+            <w:r/>
+            <w:r>
+              <w:rPr>
+                <w:rFonts w:ascii="Times New Roman" w:hAnsi="Times New Roman" w:eastAsia="楷体"/>
+                <w:b w:val="0"/>
+                <w:color w:val="000000"/>
+                <w:sz w:val="18"/>
+              </w:rPr>
+              <w:t>2022</w:t>
+            </w:r>
+          </w:p>
+        </w:tc>
+        <w:tc>
+          <w:tcPr>
+            <w:tcW w:type="dxa" w:w="1568"/>
+            <w:vAlign w:val="center"/>
+            <w:tcBorders>
+              <w:top w:val="single" w:sz="4" w:color="A6A6A6"/>
+              <w:left w:val="single" w:sz="4" w:color="A6A6A6"/>
+              <w:bottom w:val="single" w:sz="4" w:color="A6A6A6"/>
+              <w:right w:val="single" w:sz="4" w:color="A6A6A6"/>
+            </w:tcBorders>
+          </w:tcPr>
+          <w:p>
+            <w:pPr>
+              <w:spacing w:before="0" w:after="0" w:line="276" w:lineRule="auto"/>
+              <w:ind w:firstLine="0"/>
+              <w:jc w:val="center"/>
+            </w:pPr>
+            <w:r/>
+            <w:r>
+              <w:rPr>
+                <w:rFonts w:ascii="Times New Roman" w:hAnsi="Times New Roman" w:eastAsia="楷体"/>
+                <w:b w:val="0"/>
+                <w:color w:val="000000"/>
+                <w:sz w:val="18"/>
+              </w:rPr>
+              <w:t>467</w:t>
+            </w:r>
+          </w:p>
+        </w:tc>
+        <w:tc>
+          <w:tcPr>
+            <w:tcW w:type="dxa" w:w="1568"/>
+            <w:vAlign w:val="center"/>
+            <w:tcBorders>
+              <w:top w:val="single" w:sz="4" w:color="A6A6A6"/>
+              <w:left w:val="single" w:sz="4" w:color="A6A6A6"/>
+              <w:bottom w:val="single" w:sz="4" w:color="A6A6A6"/>
+              <w:right w:val="single" w:sz="4" w:color="A6A6A6"/>
+            </w:tcBorders>
+          </w:tcPr>
+          <w:p>
+            <w:pPr>
+              <w:spacing w:before="0" w:after="0" w:line="276" w:lineRule="auto"/>
+              <w:ind w:firstLine="0"/>
+              <w:jc w:val="center"/>
+            </w:pPr>
+            <w:r/>
+            <w:r>
+              <w:rPr>
+                <w:rFonts w:ascii="Times New Roman" w:hAnsi="Times New Roman" w:eastAsia="楷体"/>
+                <w:b w:val="0"/>
+                <w:color w:val="000000"/>
+                <w:sz w:val="18"/>
+              </w:rPr>
+              <w:t>3,393.59</w:t>
+            </w:r>
+          </w:p>
+        </w:tc>
+        <w:tc>
+          <w:tcPr>
+            <w:tcW w:type="dxa" w:w="1568"/>
+            <w:vAlign w:val="center"/>
+            <w:tcBorders>
+              <w:top w:val="single" w:sz="4" w:color="A6A6A6"/>
+              <w:left w:val="single" w:sz="4" w:color="A6A6A6"/>
+              <w:bottom w:val="single" w:sz="4" w:color="A6A6A6"/>
+              <w:right w:val="single" w:sz="4" w:color="A6A6A6"/>
+            </w:tcBorders>
+          </w:tcPr>
+          <w:p>
+            <w:pPr>
+              <w:spacing w:before="0" w:after="0" w:line="276" w:lineRule="auto"/>
+              <w:ind w:firstLine="0"/>
+              <w:jc w:val="center"/>
+            </w:pPr>
+            <w:r/>
+            <w:r>
+              <w:rPr>
+                <w:rFonts w:ascii="Times New Roman" w:hAnsi="Times New Roman" w:eastAsia="楷体"/>
+                <w:b w:val="0"/>
+                <w:color w:val="000000"/>
+                <w:sz w:val="18"/>
+              </w:rPr>
+              <w:t>1,403</w:t>
+            </w:r>
+          </w:p>
+        </w:tc>
+        <w:tc>
+          <w:tcPr>
+            <w:tcW w:type="dxa" w:w="1568"/>
+            <w:vAlign w:val="center"/>
+            <w:tcBorders>
+              <w:top w:val="single" w:sz="4" w:color="A6A6A6"/>
+              <w:left w:val="single" w:sz="4" w:color="A6A6A6"/>
+              <w:bottom w:val="single" w:sz="4" w:color="A6A6A6"/>
+              <w:right w:val="single" w:sz="4" w:color="A6A6A6"/>
+            </w:tcBorders>
+          </w:tcPr>
+          <w:p>
+            <w:pPr>
+              <w:spacing w:before="0" w:after="0" w:line="276" w:lineRule="auto"/>
+              <w:ind w:firstLine="0"/>
+              <w:jc w:val="center"/>
+            </w:pPr>
+            <w:r/>
+            <w:r>
+              <w:rPr>
+                <w:rFonts w:ascii="Times New Roman" w:hAnsi="Times New Roman" w:eastAsia="楷体"/>
+                <w:b w:val="0"/>
+                <w:color w:val="000000"/>
+                <w:sz w:val="18"/>
+              </w:rPr>
+              <w:t>4.22%</w:t>
+            </w:r>
+          </w:p>
+        </w:tc>
+        <w:tc>
+          <w:tcPr>
+            <w:tcW w:type="dxa" w:w="1568"/>
+            <w:vAlign w:val="center"/>
+            <w:tcBorders>
+              <w:top w:val="single" w:sz="4" w:color="A6A6A6"/>
+              <w:left w:val="single" w:sz="4" w:color="A6A6A6"/>
+              <w:bottom w:val="single" w:sz="4" w:color="A6A6A6"/>
+              <w:right w:val="single" w:sz="4" w:color="A6A6A6"/>
+            </w:tcBorders>
+          </w:tcPr>
+          <w:p>
+            <w:pPr>
+              <w:spacing w:before="0" w:after="0" w:line="276" w:lineRule="auto"/>
+              <w:ind w:firstLine="0"/>
+              <w:jc w:val="center"/>
+            </w:pPr>
+            <w:r/>
+            <w:r>
+              <w:rPr>
+                <w:rFonts w:ascii="Times New Roman" w:hAnsi="Times New Roman" w:eastAsia="楷体"/>
+                <w:b w:val="0"/>
+                <w:color w:val="000000"/>
+                <w:sz w:val="18"/>
+              </w:rPr>
+              <w:t>476.00</w:t>
+            </w:r>
+          </w:p>
+        </w:tc>
+      </w:tr>
+      <w:tr>
+        <w:tc>
+          <w:tcPr>
+            <w:tcW w:type="dxa" w:w="1568"/>
+            <w:vAlign w:val="center"/>
+            <w:tcBorders>
+              <w:top w:val="single" w:sz="4" w:color="A6A6A6"/>
+              <w:left w:val="single" w:sz="4" w:color="A6A6A6"/>
+              <w:bottom w:val="single" w:sz="4" w:color="A6A6A6"/>
+              <w:right w:val="single" w:sz="4" w:color="A6A6A6"/>
+            </w:tcBorders>
+          </w:tcPr>
+          <w:p>
+            <w:pPr>
+              <w:spacing w:before="0" w:after="0" w:line="276" w:lineRule="auto"/>
+              <w:ind w:firstLine="0"/>
+              <w:jc w:val="left"/>
+            </w:pPr>
+            <w:r/>
+            <w:r>
+              <w:rPr>
+                <w:rFonts w:ascii="Times New Roman" w:hAnsi="Times New Roman" w:eastAsia="楷体"/>
+                <w:b w:val="0"/>
+                <w:color w:val="000000"/>
+                <w:sz w:val="18"/>
+              </w:rPr>
+              <w:t>2023</w:t>
+            </w:r>
+          </w:p>
+        </w:tc>
+        <w:tc>
+          <w:tcPr>
+            <w:tcW w:type="dxa" w:w="1568"/>
+            <w:vAlign w:val="center"/>
+            <w:tcBorders>
+              <w:top w:val="single" w:sz="4" w:color="A6A6A6"/>
+              <w:left w:val="single" w:sz="4" w:color="A6A6A6"/>
+              <w:bottom w:val="single" w:sz="4" w:color="A6A6A6"/>
+              <w:right w:val="single" w:sz="4" w:color="A6A6A6"/>
+            </w:tcBorders>
+          </w:tcPr>
+          <w:p>
+            <w:pPr>
+              <w:spacing w:before="0" w:after="0" w:line="276" w:lineRule="auto"/>
+              <w:ind w:firstLine="0"/>
+              <w:jc w:val="center"/>
+            </w:pPr>
+            <w:r/>
+            <w:r>
+              <w:rPr>
+                <w:rFonts w:ascii="Times New Roman" w:hAnsi="Times New Roman" w:eastAsia="楷体"/>
+                <w:b w:val="0"/>
+                <w:color w:val="000000"/>
+                <w:sz w:val="18"/>
+              </w:rPr>
+              <w:t>425</w:t>
+            </w:r>
+          </w:p>
+        </w:tc>
+        <w:tc>
+          <w:tcPr>
+            <w:tcW w:type="dxa" w:w="1568"/>
+            <w:vAlign w:val="center"/>
+            <w:tcBorders>
+              <w:top w:val="single" w:sz="4" w:color="A6A6A6"/>
+              <w:left w:val="single" w:sz="4" w:color="A6A6A6"/>
+              <w:bottom w:val="single" w:sz="4" w:color="A6A6A6"/>
+              <w:right w:val="single" w:sz="4" w:color="A6A6A6"/>
+            </w:tcBorders>
+          </w:tcPr>
+          <w:p>
+            <w:pPr>
+              <w:spacing w:before="0" w:after="0" w:line="276" w:lineRule="auto"/>
+              <w:ind w:firstLine="0"/>
+              <w:jc w:val="center"/>
+            </w:pPr>
+            <w:r/>
+            <w:r>
+              <w:rPr>
+                <w:rFonts w:ascii="Times New Roman" w:hAnsi="Times New Roman" w:eastAsia="楷体"/>
+                <w:b w:val="0"/>
+                <w:color w:val="000000"/>
+                <w:sz w:val="18"/>
+              </w:rPr>
+              <w:t>3,230.88</w:t>
+            </w:r>
+          </w:p>
+        </w:tc>
+        <w:tc>
+          <w:tcPr>
+            <w:tcW w:type="dxa" w:w="1568"/>
+            <w:vAlign w:val="center"/>
+            <w:tcBorders>
+              <w:top w:val="single" w:sz="4" w:color="A6A6A6"/>
+              <w:left w:val="single" w:sz="4" w:color="A6A6A6"/>
+              <w:bottom w:val="single" w:sz="4" w:color="A6A6A6"/>
+              <w:right w:val="single" w:sz="4" w:color="A6A6A6"/>
+            </w:tcBorders>
+          </w:tcPr>
+          <w:p>
+            <w:pPr>
+              <w:spacing w:before="0" w:after="0" w:line="276" w:lineRule="auto"/>
+              <w:ind w:firstLine="0"/>
+              <w:jc w:val="center"/>
+            </w:pPr>
+            <w:r/>
+            <w:r>
+              <w:rPr>
+                <w:rFonts w:ascii="Times New Roman" w:hAnsi="Times New Roman" w:eastAsia="楷体"/>
+                <w:b w:val="0"/>
+                <w:color w:val="000000"/>
+                <w:sz w:val="18"/>
+              </w:rPr>
+              <w:t>981</w:t>
+            </w:r>
+          </w:p>
+        </w:tc>
+        <w:tc>
+          <w:tcPr>
+            <w:tcW w:type="dxa" w:w="1568"/>
+            <w:vAlign w:val="center"/>
+            <w:tcBorders>
+              <w:top w:val="single" w:sz="4" w:color="A6A6A6"/>
+              <w:left w:val="single" w:sz="4" w:color="A6A6A6"/>
+              <w:bottom w:val="single" w:sz="4" w:color="A6A6A6"/>
+              <w:right w:val="single" w:sz="4" w:color="A6A6A6"/>
+            </w:tcBorders>
+          </w:tcPr>
+          <w:p>
+            <w:pPr>
+              <w:spacing w:before="0" w:after="0" w:line="276" w:lineRule="auto"/>
+              <w:ind w:firstLine="0"/>
+              <w:jc w:val="center"/>
+            </w:pPr>
+            <w:r/>
+            <w:r>
+              <w:rPr>
+                <w:rFonts w:ascii="Times New Roman" w:hAnsi="Times New Roman" w:eastAsia="楷体"/>
+                <w:b w:val="0"/>
+                <w:color w:val="000000"/>
+                <w:sz w:val="18"/>
+              </w:rPr>
+              <w:t>3.68%</w:t>
+            </w:r>
+          </w:p>
+        </w:tc>
+        <w:tc>
+          <w:tcPr>
+            <w:tcW w:type="dxa" w:w="1568"/>
+            <w:vAlign w:val="center"/>
+            <w:tcBorders>
+              <w:top w:val="single" w:sz="4" w:color="A6A6A6"/>
+              <w:left w:val="single" w:sz="4" w:color="A6A6A6"/>
+              <w:bottom w:val="single" w:sz="4" w:color="A6A6A6"/>
+              <w:right w:val="single" w:sz="4" w:color="A6A6A6"/>
+            </w:tcBorders>
+          </w:tcPr>
+          <w:p>
+            <w:pPr>
+              <w:spacing w:before="0" w:after="0" w:line="276" w:lineRule="auto"/>
+              <w:ind w:firstLine="0"/>
+              <w:jc w:val="center"/>
+            </w:pPr>
+            <w:r/>
+            <w:r>
+              <w:rPr>
+                <w:rFonts w:ascii="Times New Roman" w:hAnsi="Times New Roman" w:eastAsia="楷体"/>
+                <w:b w:val="0"/>
+                <w:color w:val="000000"/>
+                <w:sz w:val="18"/>
+              </w:rPr>
+              <w:t>317.38</w:t>
+            </w:r>
+          </w:p>
+        </w:tc>
+      </w:tr>
+      <w:tr>
+        <w:tc>
+          <w:tcPr>
+            <w:tcW w:type="dxa" w:w="1568"/>
+            <w:vAlign w:val="center"/>
+            <w:tcBorders>
+              <w:top w:val="single" w:sz="4" w:color="A6A6A6"/>
+              <w:left w:val="single" w:sz="4" w:color="A6A6A6"/>
+              <w:bottom w:val="single" w:sz="4" w:color="A6A6A6"/>
+              <w:right w:val="single" w:sz="4" w:color="A6A6A6"/>
+            </w:tcBorders>
+          </w:tcPr>
+          <w:p>
+            <w:pPr>
+              <w:spacing w:before="0" w:after="0" w:line="276" w:lineRule="auto"/>
+              <w:ind w:firstLine="0"/>
+              <w:jc w:val="left"/>
+            </w:pPr>
+            <w:r/>
+            <w:r>
+              <w:rPr>
+                <w:rFonts w:ascii="Times New Roman" w:hAnsi="Times New Roman" w:eastAsia="楷体"/>
+                <w:b w:val="0"/>
+                <w:color w:val="000000"/>
+                <w:sz w:val="18"/>
+              </w:rPr>
+              <w:t>2024</w:t>
+            </w:r>
+          </w:p>
+        </w:tc>
+        <w:tc>
+          <w:tcPr>
+            <w:tcW w:type="dxa" w:w="1568"/>
+            <w:vAlign w:val="center"/>
+            <w:tcBorders>
+              <w:top w:val="single" w:sz="4" w:color="A6A6A6"/>
+              <w:left w:val="single" w:sz="4" w:color="A6A6A6"/>
+              <w:bottom w:val="single" w:sz="4" w:color="A6A6A6"/>
+              <w:right w:val="single" w:sz="4" w:color="A6A6A6"/>
+            </w:tcBorders>
+          </w:tcPr>
+          <w:p>
+            <w:pPr>
+              <w:spacing w:before="0" w:after="0" w:line="276" w:lineRule="auto"/>
+              <w:ind w:firstLine="0"/>
+              <w:jc w:val="center"/>
+            </w:pPr>
+            <w:r/>
+            <w:r>
+              <w:rPr>
+                <w:rFonts w:ascii="Times New Roman" w:hAnsi="Times New Roman" w:eastAsia="楷体"/>
+                <w:b w:val="0"/>
+                <w:color w:val="000000"/>
+                <w:sz w:val="18"/>
+              </w:rPr>
+              <w:t>576</w:t>
+            </w:r>
+          </w:p>
+        </w:tc>
+        <w:tc>
+          <w:tcPr>
+            <w:tcW w:type="dxa" w:w="1568"/>
+            <w:vAlign w:val="center"/>
+            <w:tcBorders>
+              <w:top w:val="single" w:sz="4" w:color="A6A6A6"/>
+              <w:left w:val="single" w:sz="4" w:color="A6A6A6"/>
+              <w:bottom w:val="single" w:sz="4" w:color="A6A6A6"/>
+              <w:right w:val="single" w:sz="4" w:color="A6A6A6"/>
+            </w:tcBorders>
+          </w:tcPr>
+          <w:p>
+            <w:pPr>
+              <w:spacing w:before="0" w:after="0" w:line="276" w:lineRule="auto"/>
+              <w:ind w:firstLine="0"/>
+              <w:jc w:val="center"/>
+            </w:pPr>
+            <w:r/>
+            <w:r>
+              <w:rPr>
+                <w:rFonts w:ascii="Times New Roman" w:hAnsi="Times New Roman" w:eastAsia="楷体"/>
+                <w:b w:val="0"/>
+                <w:color w:val="000000"/>
+                <w:sz w:val="18"/>
+              </w:rPr>
+              <w:t>3,731.57</w:t>
+            </w:r>
+          </w:p>
+        </w:tc>
+        <w:tc>
+          <w:tcPr>
+            <w:tcW w:type="dxa" w:w="1568"/>
+            <w:vAlign w:val="center"/>
+            <w:tcBorders>
+              <w:top w:val="single" w:sz="4" w:color="A6A6A6"/>
+              <w:left w:val="single" w:sz="4" w:color="A6A6A6"/>
+              <w:bottom w:val="single" w:sz="4" w:color="A6A6A6"/>
+              <w:right w:val="single" w:sz="4" w:color="A6A6A6"/>
+            </w:tcBorders>
+          </w:tcPr>
+          <w:p>
+            <w:pPr>
+              <w:spacing w:before="0" w:after="0" w:line="276" w:lineRule="auto"/>
+              <w:ind w:firstLine="0"/>
+              <w:jc w:val="center"/>
+            </w:pPr>
+            <w:r/>
+            <w:r>
+              <w:rPr>
+                <w:rFonts w:ascii="Times New Roman" w:hAnsi="Times New Roman" w:eastAsia="楷体"/>
+                <w:b w:val="0"/>
+                <w:color w:val="000000"/>
+                <w:sz w:val="18"/>
+              </w:rPr>
+              <w:t>594</w:t>
+            </w:r>
+          </w:p>
+        </w:tc>
+        <w:tc>
+          <w:tcPr>
+            <w:tcW w:type="dxa" w:w="1568"/>
+            <w:vAlign w:val="center"/>
+            <w:tcBorders>
+              <w:top w:val="single" w:sz="4" w:color="A6A6A6"/>
+              <w:left w:val="single" w:sz="4" w:color="A6A6A6"/>
+              <w:bottom w:val="single" w:sz="4" w:color="A6A6A6"/>
+              <w:right w:val="single" w:sz="4" w:color="A6A6A6"/>
+            </w:tcBorders>
+          </w:tcPr>
+          <w:p>
+            <w:pPr>
+              <w:spacing w:before="0" w:after="0" w:line="276" w:lineRule="auto"/>
+              <w:ind w:firstLine="0"/>
+              <w:jc w:val="center"/>
+            </w:pPr>
+            <w:r/>
+            <w:r>
+              <w:rPr>
+                <w:rFonts w:ascii="Times New Roman" w:hAnsi="Times New Roman" w:eastAsia="楷体"/>
+                <w:b w:val="0"/>
+                <w:color w:val="000000"/>
+                <w:sz w:val="18"/>
+              </w:rPr>
+              <w:t>1.40%</w:t>
+            </w:r>
+          </w:p>
+        </w:tc>
+        <w:tc>
+          <w:tcPr>
+            <w:tcW w:type="dxa" w:w="1568"/>
+            <w:vAlign w:val="center"/>
+            <w:tcBorders>
+              <w:top w:val="single" w:sz="4" w:color="A6A6A6"/>
+              <w:left w:val="single" w:sz="4" w:color="A6A6A6"/>
+              <w:bottom w:val="single" w:sz="4" w:color="A6A6A6"/>
+              <w:right w:val="single" w:sz="4" w:color="A6A6A6"/>
+            </w:tcBorders>
+          </w:tcPr>
+          <w:p>
+            <w:pPr>
+              <w:spacing w:before="0" w:after="0" w:line="276" w:lineRule="auto"/>
+              <w:ind w:firstLine="0"/>
+              <w:jc w:val="center"/>
+            </w:pPr>
+            <w:r/>
+            <w:r>
+              <w:rPr>
+                <w:rFonts w:ascii="Times New Roman" w:hAnsi="Times New Roman" w:eastAsia="楷体"/>
+                <w:b w:val="0"/>
+                <w:color w:val="000000"/>
+                <w:sz w:val="18"/>
+              </w:rPr>
+              <w:t>222.10</w:t>
+            </w:r>
+          </w:p>
+        </w:tc>
+      </w:tr>
+      <w:tr>
+        <w:tc>
+          <w:tcPr>
+            <w:tcW w:type="dxa" w:w="1568"/>
+            <w:vAlign w:val="center"/>
+            <w:tcBorders>
+              <w:top w:val="single" w:sz="4" w:color="A6A6A6"/>
+              <w:left w:val="single" w:sz="4" w:color="A6A6A6"/>
+              <w:bottom w:val="single" w:sz="4" w:color="A6A6A6"/>
+              <w:right w:val="single" w:sz="4" w:color="A6A6A6"/>
+            </w:tcBorders>
+          </w:tcPr>
+          <w:p>
+            <w:pPr>
+              <w:spacing w:before="0" w:after="0" w:line="276" w:lineRule="auto"/>
+              <w:ind w:firstLine="0"/>
+              <w:jc w:val="left"/>
+            </w:pPr>
+            <w:r/>
+            <w:r>
+              <w:rPr>
+                <w:rFonts w:ascii="Times New Roman" w:hAnsi="Times New Roman" w:eastAsia="楷体"/>
+                <w:b w:val="0"/>
+                <w:color w:val="000000"/>
+                <w:sz w:val="18"/>
+              </w:rPr>
+              <w:t>2025</w:t>
+            </w:r>
+          </w:p>
+        </w:tc>
+        <w:tc>
+          <w:tcPr>
+            <w:tcW w:type="dxa" w:w="1568"/>
+            <w:vAlign w:val="center"/>
+            <w:tcBorders>
+              <w:top w:val="single" w:sz="4" w:color="A6A6A6"/>
+              <w:left w:val="single" w:sz="4" w:color="A6A6A6"/>
+              <w:bottom w:val="single" w:sz="4" w:color="A6A6A6"/>
+              <w:right w:val="single" w:sz="4" w:color="A6A6A6"/>
+            </w:tcBorders>
+          </w:tcPr>
+          <w:p>
+            <w:pPr>
+              <w:spacing w:before="0" w:after="0" w:line="276" w:lineRule="auto"/>
+              <w:ind w:firstLine="0"/>
+              <w:jc w:val="center"/>
+            </w:pPr>
+            <w:r/>
+            <w:r>
+              <w:rPr>
+                <w:rFonts w:ascii="Times New Roman" w:hAnsi="Times New Roman" w:eastAsia="楷体"/>
+                <w:b w:val="0"/>
+                <w:color w:val="000000"/>
+                <w:sz w:val="18"/>
+              </w:rPr>
+              <w:t>610</w:t>
+            </w:r>
+          </w:p>
+        </w:tc>
+        <w:tc>
+          <w:tcPr>
+            <w:tcW w:type="dxa" w:w="1568"/>
+            <w:vAlign w:val="center"/>
+            <w:tcBorders>
+              <w:top w:val="single" w:sz="4" w:color="A6A6A6"/>
+              <w:left w:val="single" w:sz="4" w:color="A6A6A6"/>
+              <w:bottom w:val="single" w:sz="4" w:color="A6A6A6"/>
+              <w:right w:val="single" w:sz="4" w:color="A6A6A6"/>
+            </w:tcBorders>
+          </w:tcPr>
+          <w:p>
+            <w:pPr>
+              <w:spacing w:before="0" w:after="0" w:line="276" w:lineRule="auto"/>
+              <w:ind w:firstLine="0"/>
+              <w:jc w:val="center"/>
+            </w:pPr>
+            <w:r/>
+            <w:r>
+              <w:rPr>
+                <w:rFonts w:ascii="Times New Roman" w:hAnsi="Times New Roman" w:eastAsia="楷体"/>
+                <w:b w:val="0"/>
+                <w:color w:val="000000"/>
+                <w:sz w:val="18"/>
+              </w:rPr>
+              <w:t>4,206.37</w:t>
+            </w:r>
+          </w:p>
+        </w:tc>
+        <w:tc>
+          <w:tcPr>
+            <w:tcW w:type="dxa" w:w="1568"/>
+            <w:vAlign w:val="center"/>
+            <w:tcBorders>
+              <w:top w:val="single" w:sz="4" w:color="A6A6A6"/>
+              <w:left w:val="single" w:sz="4" w:color="A6A6A6"/>
+              <w:bottom w:val="single" w:sz="4" w:color="A6A6A6"/>
+              <w:right w:val="single" w:sz="4" w:color="A6A6A6"/>
+            </w:tcBorders>
+          </w:tcPr>
+          <w:p>
+            <w:pPr>
+              <w:spacing w:before="0" w:after="0" w:line="276" w:lineRule="auto"/>
+              <w:ind w:firstLine="0"/>
+              <w:jc w:val="center"/>
+            </w:pPr>
+            <w:r/>
+            <w:r>
+              <w:rPr>
+                <w:rFonts w:ascii="Times New Roman" w:hAnsi="Times New Roman" w:eastAsia="楷体"/>
+                <w:b w:val="0"/>
+                <w:color w:val="000000"/>
+                <w:sz w:val="18"/>
+              </w:rPr>
+              <w:t>577</w:t>
+            </w:r>
+          </w:p>
+        </w:tc>
+        <w:tc>
+          <w:tcPr>
+            <w:tcW w:type="dxa" w:w="1568"/>
+            <w:vAlign w:val="center"/>
+            <w:tcBorders>
+              <w:top w:val="single" w:sz="4" w:color="A6A6A6"/>
+              <w:left w:val="single" w:sz="4" w:color="A6A6A6"/>
+              <w:bottom w:val="single" w:sz="4" w:color="A6A6A6"/>
+              <w:right w:val="single" w:sz="4" w:color="A6A6A6"/>
+            </w:tcBorders>
+          </w:tcPr>
+          <w:p>
+            <w:pPr>
+              <w:spacing w:before="0" w:after="0" w:line="276" w:lineRule="auto"/>
+              <w:ind w:firstLine="0"/>
+              <w:jc w:val="center"/>
+            </w:pPr>
+            <w:r/>
+            <w:r>
+              <w:rPr>
+                <w:rFonts w:ascii="Times New Roman" w:hAnsi="Times New Roman" w:eastAsia="楷体"/>
+                <w:b w:val="0"/>
+                <w:color w:val="000000"/>
+                <w:sz w:val="18"/>
+              </w:rPr>
+              <w:t>3.25%</w:t>
+            </w:r>
+          </w:p>
+        </w:tc>
+        <w:tc>
+          <w:tcPr>
+            <w:tcW w:type="dxa" w:w="1568"/>
+            <w:vAlign w:val="center"/>
+            <w:tcBorders>
+              <w:top w:val="single" w:sz="4" w:color="A6A6A6"/>
+              <w:left w:val="single" w:sz="4" w:color="A6A6A6"/>
+              <w:bottom w:val="single" w:sz="4" w:color="A6A6A6"/>
+              <w:right w:val="single" w:sz="4" w:color="A6A6A6"/>
+            </w:tcBorders>
+          </w:tcPr>
+          <w:p>
+            <w:pPr>
+              <w:spacing w:before="0" w:after="0" w:line="276" w:lineRule="auto"/>
+              <w:ind w:firstLine="0"/>
+              <w:jc w:val="center"/>
+            </w:pPr>
+            <w:r/>
+            <w:r>
+              <w:rPr>
+                <w:rFonts w:ascii="Times New Roman" w:hAnsi="Times New Roman" w:eastAsia="楷体"/>
+                <w:b w:val="0"/>
+                <w:color w:val="000000"/>
+                <w:sz w:val="18"/>
+              </w:rPr>
+              <w:t>242.61</w:t>
+            </w:r>
+          </w:p>
+        </w:tc>
+      </w:tr>
+      <w:tr>
+        <w:tc>
+          <w:tcPr>
+            <w:tcW w:type="dxa" w:w="1568"/>
+            <w:vAlign w:val="center"/>
+            <w:tcBorders>
+              <w:top w:val="single" w:sz="4" w:color="A6A6A6"/>
+              <w:left w:val="single" w:sz="4" w:color="A6A6A6"/>
+              <w:bottom w:val="single" w:sz="4" w:color="A6A6A6"/>
+              <w:right w:val="single" w:sz="4" w:color="A6A6A6"/>
+            </w:tcBorders>
+          </w:tcPr>
+          <w:p>
+            <w:pPr>
+              <w:spacing w:before="0" w:after="0" w:line="276" w:lineRule="auto"/>
+              <w:ind w:firstLine="0"/>
+              <w:jc w:val="left"/>
+            </w:pPr>
+            <w:r/>
+            <w:r>
+              <w:rPr>
+                <w:rFonts w:ascii="Times New Roman" w:hAnsi="Times New Roman" w:eastAsia="楷体"/>
+                <w:b w:val="0"/>
+                <w:color w:val="000000"/>
+                <w:sz w:val="18"/>
+              </w:rPr>
+              <w:t>2026年1-4月</w:t>
+            </w:r>
+          </w:p>
+        </w:tc>
+        <w:tc>
+          <w:tcPr>
+            <w:tcW w:type="dxa" w:w="1568"/>
+            <w:vAlign w:val="center"/>
+            <w:tcBorders>
+              <w:top w:val="single" w:sz="4" w:color="A6A6A6"/>
+              <w:left w:val="single" w:sz="4" w:color="A6A6A6"/>
+              <w:bottom w:val="single" w:sz="4" w:color="A6A6A6"/>
+              <w:right w:val="single" w:sz="4" w:color="A6A6A6"/>
+            </w:tcBorders>
+          </w:tcPr>
+          <w:p>
+            <w:pPr>
+              <w:spacing w:before="0" w:after="0" w:line="276" w:lineRule="auto"/>
+              <w:ind w:firstLine="0"/>
+              <w:jc w:val="center"/>
+            </w:pPr>
+            <w:r/>
+            <w:r>
+              <w:rPr>
+                <w:rFonts w:ascii="Times New Roman" w:hAnsi="Times New Roman" w:eastAsia="楷体"/>
+                <w:b w:val="0"/>
+                <w:color w:val="000000"/>
+                <w:sz w:val="18"/>
+              </w:rPr>
+              <w:t>179</w:t>
+            </w:r>
+          </w:p>
+        </w:tc>
+        <w:tc>
+          <w:tcPr>
+            <w:tcW w:type="dxa" w:w="1568"/>
+            <w:vAlign w:val="center"/>
+            <w:tcBorders>
+              <w:top w:val="single" w:sz="4" w:color="A6A6A6"/>
+              <w:left w:val="single" w:sz="4" w:color="A6A6A6"/>
+              <w:bottom w:val="single" w:sz="4" w:color="A6A6A6"/>
+              <w:right w:val="single" w:sz="4" w:color="A6A6A6"/>
+            </w:tcBorders>
+          </w:tcPr>
+          <w:p>
+            <w:pPr>
+              <w:spacing w:before="0" w:after="0" w:line="276" w:lineRule="auto"/>
+              <w:ind w:firstLine="0"/>
+              <w:jc w:val="center"/>
+            </w:pPr>
+            <w:r/>
+            <w:r>
+              <w:rPr>
+                <w:rFonts w:ascii="Times New Roman" w:hAnsi="Times New Roman" w:eastAsia="楷体"/>
+                <w:b w:val="0"/>
+                <w:color w:val="000000"/>
+                <w:sz w:val="18"/>
+              </w:rPr>
+              <w:t>1245.39</w:t>
+            </w:r>
+          </w:p>
+        </w:tc>
+        <w:tc>
+          <w:tcPr>
+            <w:tcW w:type="dxa" w:w="1568"/>
+            <w:vAlign w:val="center"/>
+            <w:tcBorders>
+              <w:top w:val="single" w:sz="4" w:color="A6A6A6"/>
+              <w:left w:val="single" w:sz="4" w:color="A6A6A6"/>
+              <w:bottom w:val="single" w:sz="4" w:color="A6A6A6"/>
+              <w:right w:val="single" w:sz="4" w:color="A6A6A6"/>
+            </w:tcBorders>
+          </w:tcPr>
+          <w:p>
+            <w:pPr>
+              <w:spacing w:before="0" w:after="0" w:line="276" w:lineRule="auto"/>
+              <w:ind w:firstLine="0"/>
+              <w:jc w:val="center"/>
+            </w:pPr>
+            <w:r/>
+            <w:r>
+              <w:rPr>
+                <w:rFonts w:ascii="Times New Roman" w:hAnsi="Times New Roman" w:eastAsia="楷体"/>
+                <w:b w:val="0"/>
+                <w:color w:val="000000"/>
+                <w:sz w:val="18"/>
+              </w:rPr>
+              <w:t>—</w:t>
+            </w:r>
+          </w:p>
+        </w:tc>
+        <w:tc>
+          <w:tcPr>
+            <w:tcW w:type="dxa" w:w="1568"/>
+            <w:vAlign w:val="center"/>
+            <w:tcBorders>
+              <w:top w:val="single" w:sz="4" w:color="A6A6A6"/>
+              <w:left w:val="single" w:sz="4" w:color="A6A6A6"/>
+              <w:bottom w:val="single" w:sz="4" w:color="A6A6A6"/>
+              <w:right w:val="single" w:sz="4" w:color="A6A6A6"/>
+            </w:tcBorders>
+          </w:tcPr>
+          <w:p>
+            <w:pPr>
+              <w:spacing w:before="0" w:after="0" w:line="276" w:lineRule="auto"/>
+              <w:ind w:firstLine="0"/>
+              <w:jc w:val="center"/>
+            </w:pPr>
+            <w:r/>
+            <w:r>
+              <w:rPr>
+                <w:rFonts w:ascii="Times New Roman" w:hAnsi="Times New Roman" w:eastAsia="楷体"/>
+                <w:b w:val="0"/>
+                <w:color w:val="000000"/>
+                <w:sz w:val="18"/>
+              </w:rPr>
+              <w:t>—</w:t>
+            </w:r>
+          </w:p>
+        </w:tc>
+        <w:tc>
+          <w:tcPr>
+            <w:tcW w:type="dxa" w:w="1568"/>
+            <w:vAlign w:val="center"/>
+            <w:tcBorders>
+              <w:top w:val="single" w:sz="4" w:color="A6A6A6"/>
+              <w:left w:val="single" w:sz="4" w:color="A6A6A6"/>
+              <w:bottom w:val="single" w:sz="4" w:color="A6A6A6"/>
+              <w:right w:val="single" w:sz="4" w:color="A6A6A6"/>
+            </w:tcBorders>
+          </w:tcPr>
+          <w:p>
+            <w:pPr>
+              <w:spacing w:before="0" w:after="0" w:line="276" w:lineRule="auto"/>
+              <w:ind w:firstLine="0"/>
+              <w:jc w:val="center"/>
+            </w:pPr>
+            <w:r/>
+            <w:r>
+              <w:rPr>
+                <w:rFonts w:ascii="Times New Roman" w:hAnsi="Times New Roman" w:eastAsia="楷体"/>
+                <w:b w:val="0"/>
+                <w:color w:val="000000"/>
+                <w:sz w:val="18"/>
+              </w:rPr>
+              <w:t>64.09</w:t>
+            </w:r>
+          </w:p>
+        </w:tc>
+      </w:tr>
+    </w:tbl>
+    <w:p>
+      <w:pPr>
+        <w:spacing w:before="0" w:after="80" w:line="360" w:lineRule="auto"/>
+        <w:ind w:firstLine="0"/>
+      </w:pPr>
+      <w:r>
+        <w:rPr>
+          <w:rFonts w:ascii="Times New Roman" w:hAnsi="Times New Roman" w:eastAsia="楷体"/>
+          <w:b w:val="0"/>
+          <w:color w:val="000000"/>
+          <w:sz w:val="19"/>
+        </w:rPr>
+        <w:t>资料来源:中指数据库,风控信评部整理</w:t>
       </w:r>
     </w:p>
     <w:p>
@@ -4388,7 +5467,7 @@
           <w:color w:val="000000"/>
           <w:sz w:val="21"/>
         </w:rPr>
-        <w:t>政府债务方面，2023、2024、2025年末通辽市地方政府债务余额分别为733.99亿元、799.98亿元、889.60亿元，2025年末债务限额954.86亿元，债务余额控制在限额以内；城投有息债务2025年末估算余额154.54亿元。债务率指标看，2025年末政府债务率583.65%、城投债务率101.39%、宽口径债务率685.05%。</w:t>
+        <w:t>从房地产销售看，2021-2025年嘉兴市商品住宅成交面积由854.07万㎡变动至158.01万㎡、累计下降81.5%；新房均价2025年为15,675元/㎡、较2022年高点(16,130元/㎡)累计下跌2.82%；2025年去化周期38.77个月。二手房市场仍处于深度调整，据中指冰山指数(最低挂牌价口径)，嘉兴二手房挂牌价较2021年5月高点累计下跌50.30%，2023年累计跌幅-14.39%、2024年累计跌幅-17.21%、2025年累计跌幅-17.96%。</w:t>
       </w:r>
     </w:p>
     <w:p>
@@ -4403,7 +5482,22 @@
           <w:color w:val="000000"/>
           <w:sz w:val="21"/>
         </w:rPr>
-        <w:t>综合来看，通辽市财政基本盘总体稳健，但土地财政收缩与债务规模扩张是当前主要压力线；我们预计宽口径债务率短期内将维持偏高水平，需重点关注后续化债进展、土地市场企稳情况以及融资平台合规整改对城投再融资能力的影响。</w:t>
+        <w:t>政府债务方面，2023、2024、2025年末嘉兴市地方政府债务余额分别为1,988.19亿元、2,400.90亿元、2,691.36亿元，两年累计增长35.37%，主要源于地方专项债加快发行及置换债集中落地；2025年末债务限额2,691.54亿元，债务余额控制在限额以内。城投有息债务方面，2025年末估算余额为10,112.81亿元、规模在全国地级市中位居前列，较2023年末增长27.27%。债务率指标看，2025年末嘉兴市政府债务率172.52%、城投债务率648.24%、宽口径债务率820.76%，较2023年末抬升279.44个百分点，显著高于公认的300%偏高临界线、在全国主要城市中处于较高水平。值得注意的是，政府性基金收入下滑是债务率分母端走低的重要因素，叠加债务规模快速扩张，对债务率指标形成放大效应。</w:t>
+      </w:r>
+    </w:p>
+    <w:p>
+      <w:pPr>
+        <w:spacing w:before="0" w:after="60" w:line="360" w:lineRule="auto"/>
+        <w:ind w:firstLine="420"/>
+      </w:pPr>
+      <w:r>
+        <w:rPr>
+          <w:rFonts w:ascii="Times New Roman" w:hAnsi="Times New Roman" w:eastAsia="楷体"/>
+          <w:b w:val="0"/>
+          <w:color w:val="000000"/>
+          <w:sz w:val="21"/>
+        </w:rPr>
+        <w:t>综合来看，嘉兴市依托长三角一体化区位，经济成长性较好、区域信用环境总体稳健。我们预计宽口径债务率短期内将维持高位，需重点关注后续化债进展、土地市场企稳情况以及融资平台合规整改对城投平台再融资能力的影响。</w:t>
       </w:r>
     </w:p>
     <w:sectPr>
